--- a/CogGames_Documentation.docx
+++ b/CogGames_Documentation.docx
@@ -1038,7 +1038,7 @@
         <w:jc w:val="both"/>
       </w:pPr>
       <w:r>
-        <w:t>40 trials per level → 120 trials per game (assessment phase)</w:t>
+        <w:t>40 trials per level → 120 trials per game (assessment phase); Memory Matrix uses 20 trials per level (60 per game)</w:t>
       </w:r>
     </w:p>
     <w:p>
@@ -1052,7 +1052,7 @@
         <w:jc w:val="both"/>
       </w:pPr>
       <w:r>
-        <w:t>Difficulty is fixed within each level (no intra-level progression except Memory Matrix)</w:t>
+        <w:t>Difficulty is fixed within each level (no intra-level progression in any game)</w:t>
       </w:r>
     </w:p>
     <w:p>
@@ -1066,7 +1066,7 @@
         <w:jc w:val="both"/>
       </w:pPr>
       <w:r>
-        <w:t>Memory Matrix: 3 stages per level; target count increases across stages within a level</w:t>
+        <w:t>Memory Matrix: no stages — the target count is fixed within each level and increases only between levels</w:t>
       </w:r>
     </w:p>
     <w:p>
@@ -2336,7 +2336,7 @@
                 <w:sz w:val="18"/>
                 <w:szCs w:val="18"/>
               </w:rPr>
-              <w:t>7000 ms</w:t>
+              <w:t>9000 ms</w:t>
             </w:r>
           </w:p>
         </w:tc>
@@ -2367,7 +2367,7 @@
                 <w:sz w:val="18"/>
                 <w:szCs w:val="18"/>
               </w:rPr>
-              <w:t>7000 ms</w:t>
+              <w:t>9000 ms</w:t>
             </w:r>
           </w:p>
         </w:tc>
@@ -2398,7 +2398,7 @@
                 <w:sz w:val="18"/>
                 <w:szCs w:val="18"/>
               </w:rPr>
-              <w:t>7000 ms</w:t>
+              <w:t>9000 ms</w:t>
             </w:r>
           </w:p>
         </w:tc>
@@ -2429,7 +2429,7 @@
                 <w:sz w:val="18"/>
                 <w:szCs w:val="18"/>
               </w:rPr>
-              <w:t>Recall of more targets at higher levels; window must not shrink aggressively</w:t>
+              <w:t>Recall of more targets at higher levels; window must not shrink aggressively. 9000 ms so L3 (8 targets = 9 clicks) is not motor-truncated under the pointer-lock cursor.</w:t>
             </w:r>
           </w:p>
         </w:tc>
@@ -2828,7 +2828,7 @@
                 <w:sz w:val="18"/>
                 <w:szCs w:val="18"/>
               </w:rPr>
-              <w:t>5</w:t>
+              <w:t>7</w:t>
             </w:r>
             <w:r>
               <w:rPr>
@@ -2874,7 +2874,7 @@
                 <w:sz w:val="18"/>
                 <w:szCs w:val="18"/>
               </w:rPr>
-              <w:t>5000 ms</w:t>
+              <w:t>7000 ms</w:t>
             </w:r>
           </w:p>
         </w:tc>
@@ -2906,7 +2906,7 @@
                 <w:sz w:val="18"/>
                 <w:szCs w:val="18"/>
               </w:rPr>
-              <w:t>5</w:t>
+              <w:t>7</w:t>
             </w:r>
             <w:r>
               <w:rPr>
@@ -2952,7 +2952,7 @@
                 <w:sz w:val="18"/>
                 <w:szCs w:val="18"/>
               </w:rPr>
-              <w:t>Mental arithmetic for complex 3-term expressions requires generous time at L1</w:t>
+              <w:t>Mental arithmetic for complex expressions requires generous time; raised from 5000 to 7000 ms after piloting showed the task too hard overall.</w:t>
             </w:r>
           </w:p>
         </w:tc>
@@ -5659,7 +5659,7 @@
         <w:jc w:val="both"/>
       </w:pPr>
       <w:r>
-        <w:t>ℹ️  reactionTime equals the timer value at response moment because the trial timer resets to 0 at stimulus onset. For Star Search, the timer starts after the fixation cross ends. For Memory Matrix, it starts when the recall grid reappears (3000 ms into the trial).</w:t>
+        <w:t>ℹ️  reactionTime is identical to responseMs for Simon, Go/No-Go, Brain Shift and Chalkboard, because each of those trial timers resets to 0 at stimulus onset — both columns are kept so every game exports the same common schema. The two differ only where the timer starts later than the trial: Star Search (timer starts after the fixation cross) and Memory Matrix (timer starts when the recall grid reappears, 3000 ms into the trial).</w:t>
       </w:r>
     </w:p>
     <w:p>
@@ -5728,7 +5728,7 @@
         <w:jc w:val="both"/>
       </w:pPr>
       <w:r>
-        <w:t>A plus sign (+) is displayed permanently at screen center as a spatial reference frame. When the stimulus position is center, the word is rendered on top of the plus with a solid background fill, covering it completely so the display remains clean.</w:t>
+        <w:t>A plus sign (+) is displayed permanently at screen center as a spatial reference frame. When the stimulus position is center, the word is rendered on top of the plus with a solid background fill, covering it completely so the display remains clean. In addition, every position used by the current level is outlined as a dim empty “ghost” slot for the whole trial; only the slot holding the current word is filled and bold, keeping the spatial layout continuously salient.</w:t>
       </w:r>
     </w:p>
     <w:p>
@@ -9846,7 +9846,7 @@
           <w:sz w:val="20"/>
           <w:szCs w:val="20"/>
         </w:rPr>
-        <w:t>3.2  Stage Design</w:t>
+        <w:t>3.2  Level Design</w:t>
       </w:r>
     </w:p>
     <w:tbl>
@@ -9975,7 +9975,7 @@
                 <w:sz w:val="18"/>
                 <w:szCs w:val="18"/>
               </w:rPr>
-              <w:t>Stage 1</w:t>
+              <w:t>Target cells</w:t>
             </w:r>
           </w:p>
         </w:tc>
@@ -10009,7 +10009,7 @@
                 <w:sz w:val="18"/>
                 <w:szCs w:val="18"/>
               </w:rPr>
-              <w:t>Stage 2</w:t>
+              <w:t>Trials</w:t>
             </w:r>
           </w:p>
         </w:tc>
@@ -10043,7 +10043,7 @@
                 <w:sz w:val="18"/>
                 <w:szCs w:val="18"/>
               </w:rPr>
-              <w:t>Stage 3</w:t>
+              <w:t>Response window</w:t>
             </w:r>
           </w:p>
         </w:tc>
@@ -10107,7 +10107,7 @@
                 <w:sz w:val="18"/>
                 <w:szCs w:val="18"/>
               </w:rPr>
-              <w:t>4 × 4</w:t>
+              <w:t>5 × 5</w:t>
             </w:r>
           </w:p>
         </w:tc>
@@ -10169,7 +10169,7 @@
                 <w:sz w:val="18"/>
                 <w:szCs w:val="18"/>
               </w:rPr>
-              <w:t>5 targets</w:t>
+              <w:t>20</w:t>
             </w:r>
           </w:p>
         </w:tc>
@@ -10200,7 +10200,7 @@
                 <w:sz w:val="18"/>
                 <w:szCs w:val="18"/>
               </w:rPr>
-              <w:t>6 targets</w:t>
+              <w:t>9000 ms</w:t>
             </w:r>
           </w:p>
         </w:tc>
@@ -10330,7 +10330,7 @@
                 <w:sz w:val="18"/>
                 <w:szCs w:val="18"/>
               </w:rPr>
-              <w:t>7 targets</w:t>
+              <w:t>20</w:t>
             </w:r>
           </w:p>
         </w:tc>
@@ -10362,7 +10362,7 @@
                 <w:sz w:val="18"/>
                 <w:szCs w:val="18"/>
               </w:rPr>
-              <w:t>8 targets</w:t>
+              <w:t>9000 ms</w:t>
             </w:r>
           </w:p>
         </w:tc>
@@ -10426,7 +10426,7 @@
                 <w:sz w:val="18"/>
                 <w:szCs w:val="18"/>
               </w:rPr>
-              <w:t>6 × 6</w:t>
+              <w:t>5 × 5</w:t>
             </w:r>
           </w:p>
         </w:tc>
@@ -10488,7 +10488,7 @@
                 <w:sz w:val="18"/>
                 <w:szCs w:val="18"/>
               </w:rPr>
-              <w:t>9 targets</w:t>
+              <w:t>20</w:t>
             </w:r>
           </w:p>
         </w:tc>
@@ -10519,7 +10519,7 @@
                 <w:sz w:val="18"/>
                 <w:szCs w:val="18"/>
               </w:rPr>
-              <w:t>10 targets</w:t>
+              <w:t>9000 ms</w:t>
             </w:r>
           </w:p>
         </w:tc>
@@ -10531,7 +10531,7 @@
         <w:jc w:val="both"/>
       </w:pPr>
       <w:r>
-        <w:t>Trials per stage: 7, 6, 7 (Stages 1, 2, 3 respectively) — totaling 20 per level.</w:t>
+        <w:t>20 trials per level. The target count is fixed within a level — there are no stages; difficulty increases only between levels.</w:t>
       </w:r>
     </w:p>
     <w:p>
@@ -10547,7 +10547,7 @@
           <w:sz w:val="17"/>
           <w:szCs w:val="17"/>
         </w:rPr>
-        <w:t>ℹ️  trialIndexStage is derivable from trialIndexLevel + stage given the fixed stage sizes — no need to log it separately.</w:t>
+        <w:t>ℹ️  The grid is 5 × 5 at every level, so the number of target cells is the only difficulty axis.</w:t>
       </w:r>
     </w:p>
     <w:p>
@@ -10582,7 +10582,7 @@
         <w:t xml:space="preserve">2.  </w:t>
       </w:r>
       <w:r>
-        <w:t>Stimulus phase (1500 ms): Grid with highlighted target cells — mouse cursor hidden</w:t>
+        <w:t>Stimulus phase (2000 ms): Grid with highlighted target cells — mouse cursor hidden</w:t>
       </w:r>
     </w:p>
     <w:p>
@@ -11083,7 +11083,7 @@
                 <w:sz w:val="18"/>
                 <w:szCs w:val="18"/>
               </w:rPr>
-              <w:t>7000 / 7000 / 7000 ms (flat — load is the only difficulty axis)</w:t>
+              <w:t>9000 / 9000 / 9000 ms (flat — load is the only difficulty axis)</w:t>
             </w:r>
           </w:p>
         </w:tc>
@@ -11214,7 +11214,7 @@
           <w:b/>
           <w:bCs/>
         </w:rPr>
-        <w:t>Example: 4×4 grid (L1) with 5 highlighted target cells (blue):</w:t>
+        <w:t>Example: 4×4 grid shown to illustrate the coordinate convention; the game itself uses a 5×5 grid at every level.</w:t>
       </w:r>
     </w:p>
     <w:tbl>
@@ -12326,7 +12326,7 @@
                 <w:sz w:val="18"/>
                 <w:szCs w:val="18"/>
               </w:rPr>
-              <w:t>stage</w:t>
+              <w:t>nTargets</w:t>
             </w:r>
           </w:p>
         </w:tc>
@@ -12357,7 +12357,7 @@
                 <w:sz w:val="18"/>
                 <w:szCs w:val="18"/>
               </w:rPr>
-              <w:t>1 | 2 | 3</w:t>
+              <w:t>integer</w:t>
             </w:r>
           </w:p>
         </w:tc>
@@ -12388,200 +12388,7 @@
                 <w:sz w:val="18"/>
                 <w:szCs w:val="18"/>
               </w:rPr>
-              <w:t>Within-level stage; target count increases across stages</w:t>
-            </w:r>
-          </w:p>
-        </w:tc>
-      </w:tr>
-      <w:tr>
-        <w:tc>
-          <w:tcPr>
-            <w:tcW w:w="2100" w:type="dxa"/>
-            <w:tcBorders>
-              <w:top w:val="single" w:sz="1" w:space="0" w:color="BFBFBF"/>
-              <w:left w:val="single" w:sz="1" w:space="0" w:color="BFBFBF"/>
-              <w:bottom w:val="single" w:sz="1" w:space="0" w:color="BFBFBF"/>
-              <w:right w:val="single" w:sz="1" w:space="0" w:color="BFBFBF"/>
-            </w:tcBorders>
-            <w:shd w:val="clear" w:color="auto" w:fill="EBF3FA"/>
-            <w:tcMar>
-              <w:top w:w="80" w:type="dxa"/>
-              <w:left w:w="120" w:type="dxa"/>
-              <w:bottom w:w="80" w:type="dxa"/>
-              <w:right w:w="120" w:type="dxa"/>
-            </w:tcMar>
-            <w:vAlign w:val="center"/>
-          </w:tcPr>
-          <w:p>
-            <w:pPr>
-              <w:spacing w:after="30"/>
-              <w:jc w:val="both"/>
-            </w:pPr>
-            <w:r>
-              <w:rPr>
-                <w:sz w:val="18"/>
-                <w:szCs w:val="18"/>
-              </w:rPr>
-              <w:t>gridSize</w:t>
-            </w:r>
-          </w:p>
-        </w:tc>
-        <w:tc>
-          <w:tcPr>
-            <w:tcW w:w="2700" w:type="dxa"/>
-            <w:tcBorders>
-              <w:top w:val="single" w:sz="1" w:space="0" w:color="BFBFBF"/>
-              <w:left w:val="single" w:sz="1" w:space="0" w:color="BFBFBF"/>
-              <w:bottom w:val="single" w:sz="1" w:space="0" w:color="BFBFBF"/>
-              <w:right w:val="single" w:sz="1" w:space="0" w:color="BFBFBF"/>
-            </w:tcBorders>
-            <w:shd w:val="clear" w:color="auto" w:fill="EBF3FA"/>
-            <w:tcMar>
-              <w:top w:w="80" w:type="dxa"/>
-              <w:left w:w="120" w:type="dxa"/>
-              <w:bottom w:w="80" w:type="dxa"/>
-              <w:right w:w="120" w:type="dxa"/>
-            </w:tcMar>
-            <w:vAlign w:val="center"/>
-          </w:tcPr>
-          <w:p>
-            <w:pPr>
-              <w:spacing w:after="30"/>
-              <w:jc w:val="both"/>
-            </w:pPr>
-            <w:r>
-              <w:rPr>
-                <w:sz w:val="18"/>
-                <w:szCs w:val="18"/>
-              </w:rPr>
-              <w:t>4 | 5 | 6</w:t>
-            </w:r>
-          </w:p>
-        </w:tc>
-        <w:tc>
-          <w:tcPr>
-            <w:tcW w:w="4226" w:type="dxa"/>
-            <w:tcBorders>
-              <w:top w:val="single" w:sz="1" w:space="0" w:color="BFBFBF"/>
-              <w:left w:val="single" w:sz="1" w:space="0" w:color="BFBFBF"/>
-              <w:bottom w:val="single" w:sz="1" w:space="0" w:color="BFBFBF"/>
-              <w:right w:val="single" w:sz="1" w:space="0" w:color="BFBFBF"/>
-            </w:tcBorders>
-            <w:shd w:val="clear" w:color="auto" w:fill="EBF3FA"/>
-            <w:tcMar>
-              <w:top w:w="80" w:type="dxa"/>
-              <w:left w:w="120" w:type="dxa"/>
-              <w:bottom w:w="80" w:type="dxa"/>
-              <w:right w:w="120" w:type="dxa"/>
-            </w:tcMar>
-            <w:vAlign w:val="center"/>
-          </w:tcPr>
-          <w:p>
-            <w:pPr>
-              <w:spacing w:after="30"/>
-              <w:jc w:val="both"/>
-            </w:pPr>
-            <w:r>
-              <w:rPr>
-                <w:sz w:val="18"/>
-                <w:szCs w:val="18"/>
-              </w:rPr>
-              <w:t>Grid dimension (cells per side)</w:t>
-            </w:r>
-          </w:p>
-        </w:tc>
-      </w:tr>
-      <w:tr>
-        <w:tc>
-          <w:tcPr>
-            <w:tcW w:w="2100" w:type="dxa"/>
-            <w:tcBorders>
-              <w:top w:val="single" w:sz="1" w:space="0" w:color="BFBFBF"/>
-              <w:left w:val="single" w:sz="1" w:space="0" w:color="BFBFBF"/>
-              <w:bottom w:val="single" w:sz="1" w:space="0" w:color="BFBFBF"/>
-              <w:right w:val="single" w:sz="1" w:space="0" w:color="BFBFBF"/>
-            </w:tcBorders>
-            <w:tcMar>
-              <w:top w:w="80" w:type="dxa"/>
-              <w:left w:w="120" w:type="dxa"/>
-              <w:bottom w:w="80" w:type="dxa"/>
-              <w:right w:w="120" w:type="dxa"/>
-            </w:tcMar>
-            <w:vAlign w:val="center"/>
-          </w:tcPr>
-          <w:p>
-            <w:pPr>
-              <w:spacing w:after="30"/>
-              <w:jc w:val="both"/>
-            </w:pPr>
-            <w:r>
-              <w:rPr>
-                <w:sz w:val="18"/>
-                <w:szCs w:val="18"/>
-              </w:rPr>
-              <w:t>nTargets</w:t>
-            </w:r>
-          </w:p>
-        </w:tc>
-        <w:tc>
-          <w:tcPr>
-            <w:tcW w:w="2700" w:type="dxa"/>
-            <w:tcBorders>
-              <w:top w:val="single" w:sz="1" w:space="0" w:color="BFBFBF"/>
-              <w:left w:val="single" w:sz="1" w:space="0" w:color="BFBFBF"/>
-              <w:bottom w:val="single" w:sz="1" w:space="0" w:color="BFBFBF"/>
-              <w:right w:val="single" w:sz="1" w:space="0" w:color="BFBFBF"/>
-            </w:tcBorders>
-            <w:tcMar>
-              <w:top w:w="80" w:type="dxa"/>
-              <w:left w:w="120" w:type="dxa"/>
-              <w:bottom w:w="80" w:type="dxa"/>
-              <w:right w:w="120" w:type="dxa"/>
-            </w:tcMar>
-            <w:vAlign w:val="center"/>
-          </w:tcPr>
-          <w:p>
-            <w:pPr>
-              <w:spacing w:after="30"/>
-              <w:jc w:val="both"/>
-            </w:pPr>
-            <w:r>
-              <w:rPr>
-                <w:sz w:val="18"/>
-                <w:szCs w:val="18"/>
-              </w:rPr>
-              <w:t>integer</w:t>
-            </w:r>
-          </w:p>
-        </w:tc>
-        <w:tc>
-          <w:tcPr>
-            <w:tcW w:w="4226" w:type="dxa"/>
-            <w:tcBorders>
-              <w:top w:val="single" w:sz="1" w:space="0" w:color="BFBFBF"/>
-              <w:left w:val="single" w:sz="1" w:space="0" w:color="BFBFBF"/>
-              <w:bottom w:val="single" w:sz="1" w:space="0" w:color="BFBFBF"/>
-              <w:right w:val="single" w:sz="1" w:space="0" w:color="BFBFBF"/>
-            </w:tcBorders>
-            <w:tcMar>
-              <w:top w:w="80" w:type="dxa"/>
-              <w:left w:w="120" w:type="dxa"/>
-              <w:bottom w:w="80" w:type="dxa"/>
-              <w:right w:w="120" w:type="dxa"/>
-            </w:tcMar>
-            <w:vAlign w:val="center"/>
-          </w:tcPr>
-          <w:p>
-            <w:pPr>
-              <w:spacing w:after="30"/>
-              <w:jc w:val="both"/>
-            </w:pPr>
-            <w:r>
-              <w:rPr>
-                <w:sz w:val="18"/>
-                <w:szCs w:val="18"/>
-              </w:rPr>
-              <w:t>Number of target cells this trial (5–13)</w:t>
+              <w:t>Number of target cells this trial (4, 6, or 8 — fixed per level)</w:t>
             </w:r>
           </w:p>
         </w:tc>
@@ -13852,7 +13659,7 @@
         <w:jc w:val="both"/>
       </w:pPr>
       <w:r>
-        <w:t>L1 — Feature pop-out: Target has a unique color among all items. Parallel search; RT independent of set size. All distractors share the target’s shape but have a different color.</w:t>
+        <w:t>L1 — Feature pop-out: the target is the unique item on ONE feature dimension. Half the trials are colour singletons (all distractors share the target’s shape, differing in colour); the other half are shape singletons (all distractors share the target’s colour, differing in shape). Parallel search either way; RT independent of set size.</w:t>
       </w:r>
     </w:p>
     <w:p>
@@ -14156,7 +13963,7 @@
         <w:jc w:val="both"/>
       </w:pPr>
       <w:r>
-        <w:t>L1: d1 color ≠ target color, randomly picked from remaining colors. All 20 d1 items share target’s shape but have d1’s color — target pops out by unique color</w:t>
+        <w:t>L1: exactly half the trials use d1 only (all 20 distractors share the target’s shape, d1 colour ≠ target colour — a colour singleton); the other half use d2 only (all 20 distractors share the target’s colour, d2 shape ≠ target shape — a shape singleton). The 20/20 split is balanced per level.</w:t>
       </w:r>
     </w:p>
     <w:p>
@@ -14558,7 +14365,7 @@
                 <w:sz w:val="18"/>
                 <w:szCs w:val="18"/>
               </w:rPr>
-              <w:t>[20, 0] — one distractor type only</w:t>
+              <w:t>[20, 0] or [0, 20] — exactly 20 trials of each per level</w:t>
             </w:r>
           </w:p>
         </w:tc>
@@ -14896,7 +14703,7 @@
           <w:sz w:val="17"/>
           <w:szCs w:val="17"/>
         </w:rPr>
-        <w:t>ℹ️  d1 = same shape as target, different color. d2 = same color as target, different shape. L1 has no d2 (count = 0). In L1 the target is distinguished by color alone — all distractors have the same shape as target.</w:t>
+        <w:t>ℹ️  d1 = same shape as target, different colour. d2 = same colour as target, different shape. At L1 each trial uses exactly one distractor type: [20,0] yields a colour singleton, [0,20] a shape singleton.</w:t>
       </w:r>
     </w:p>
     <w:p>
@@ -15956,101 +15763,6 @@
               <w:bottom w:val="single" w:sz="1" w:space="0" w:color="BFBFBF"/>
               <w:right w:val="single" w:sz="1" w:space="0" w:color="BFBFBF"/>
             </w:tcBorders>
-            <w:tcMar>
-              <w:top w:w="80" w:type="dxa"/>
-              <w:left w:w="120" w:type="dxa"/>
-              <w:bottom w:w="80" w:type="dxa"/>
-              <w:right w:w="120" w:type="dxa"/>
-            </w:tcMar>
-            <w:vAlign w:val="center"/>
-          </w:tcPr>
-          <w:p>
-            <w:pPr>
-              <w:spacing w:after="30"/>
-              <w:jc w:val="both"/>
-            </w:pPr>
-            <w:r>
-              <w:rPr>
-                <w:sz w:val="18"/>
-                <w:szCs w:val="18"/>
-              </w:rPr>
-              <w:t>targetItem</w:t>
-            </w:r>
-          </w:p>
-        </w:tc>
-        <w:tc>
-          <w:tcPr>
-            <w:tcW w:w="2700" w:type="dxa"/>
-            <w:tcBorders>
-              <w:top w:val="single" w:sz="1" w:space="0" w:color="BFBFBF"/>
-              <w:left w:val="single" w:sz="1" w:space="0" w:color="BFBFBF"/>
-              <w:bottom w:val="single" w:sz="1" w:space="0" w:color="BFBFBF"/>
-              <w:right w:val="single" w:sz="1" w:space="0" w:color="BFBFBF"/>
-            </w:tcBorders>
-            <w:tcMar>
-              <w:top w:w="80" w:type="dxa"/>
-              <w:left w:w="120" w:type="dxa"/>
-              <w:bottom w:w="80" w:type="dxa"/>
-              <w:right w:w="120" w:type="dxa"/>
-            </w:tcMar>
-            <w:vAlign w:val="center"/>
-          </w:tcPr>
-          <w:p>
-            <w:pPr>
-              <w:spacing w:after="30"/>
-              <w:jc w:val="both"/>
-            </w:pPr>
-            <w:r>
-              <w:rPr>
-                <w:sz w:val="18"/>
-                <w:szCs w:val="18"/>
-              </w:rPr>
-              <w:t>e.g., "gold_star"</w:t>
-            </w:r>
-          </w:p>
-        </w:tc>
-        <w:tc>
-          <w:tcPr>
-            <w:tcW w:w="4226" w:type="dxa"/>
-            <w:tcBorders>
-              <w:top w:val="single" w:sz="1" w:space="0" w:color="BFBFBF"/>
-              <w:left w:val="single" w:sz="1" w:space="0" w:color="BFBFBF"/>
-              <w:bottom w:val="single" w:sz="1" w:space="0" w:color="BFBFBF"/>
-              <w:right w:val="single" w:sz="1" w:space="0" w:color="BFBFBF"/>
-            </w:tcBorders>
-            <w:tcMar>
-              <w:top w:w="80" w:type="dxa"/>
-              <w:left w:w="120" w:type="dxa"/>
-              <w:bottom w:w="80" w:type="dxa"/>
-              <w:right w:w="120" w:type="dxa"/>
-            </w:tcMar>
-            <w:vAlign w:val="center"/>
-          </w:tcPr>
-          <w:p>
-            <w:pPr>
-              <w:spacing w:after="30"/>
-              <w:jc w:val="both"/>
-            </w:pPr>
-            <w:r>
-              <w:rPr>
-                <w:sz w:val="18"/>
-                <w:szCs w:val="18"/>
-              </w:rPr>
-              <w:t>color_shape of the target this trial (randomly selected per trial)</w:t>
-            </w:r>
-          </w:p>
-        </w:tc>
-      </w:tr>
-      <w:tr>
-        <w:tc>
-          <w:tcPr>
-            <w:tcW w:w="2100" w:type="dxa"/>
-            <w:tcBorders>
-              <w:top w:val="single" w:sz="1" w:space="0" w:color="BFBFBF"/>
-              <w:left w:val="single" w:sz="1" w:space="0" w:color="BFBFBF"/>
-              <w:bottom w:val="single" w:sz="1" w:space="0" w:color="BFBFBF"/>
-              <w:right w:val="single" w:sz="1" w:space="0" w:color="BFBFBF"/>
-            </w:tcBorders>
             <w:shd w:val="clear" w:color="auto" w:fill="EBF3FA"/>
             <w:tcMar>
               <w:top w:w="80" w:type="dxa"/>
@@ -18853,7 +18565,7 @@
                 <w:sz w:val="18"/>
                 <w:szCs w:val="18"/>
               </w:rPr>
-              <w:t>No</w:t>
+              <w:t>Yes</w:t>
             </w:r>
           </w:p>
         </w:tc>
@@ -20043,101 +19755,6 @@
                 <w:szCs w:val="18"/>
               </w:rPr>
               <w:t>Relation of this trial’s task domain to the previous trial’s</w:t>
-            </w:r>
-          </w:p>
-        </w:tc>
-      </w:tr>
-      <w:tr>
-        <w:tc>
-          <w:tcPr>
-            <w:tcW w:w="2100" w:type="dxa"/>
-            <w:tcBorders>
-              <w:top w:val="single" w:sz="1" w:space="0" w:color="BFBFBF"/>
-              <w:left w:val="single" w:sz="1" w:space="0" w:color="BFBFBF"/>
-              <w:bottom w:val="single" w:sz="1" w:space="0" w:color="BFBFBF"/>
-              <w:right w:val="single" w:sz="1" w:space="0" w:color="BFBFBF"/>
-            </w:tcBorders>
-            <w:tcMar>
-              <w:top w:w="80" w:type="dxa"/>
-              <w:left w:w="120" w:type="dxa"/>
-              <w:bottom w:w="80" w:type="dxa"/>
-              <w:right w:w="120" w:type="dxa"/>
-            </w:tcMar>
-            <w:vAlign w:val="center"/>
-          </w:tcPr>
-          <w:p>
-            <w:pPr>
-              <w:spacing w:after="30"/>
-              <w:jc w:val="both"/>
-            </w:pPr>
-            <w:r>
-              <w:rPr>
-                <w:sz w:val="18"/>
-                <w:szCs w:val="18"/>
-              </w:rPr>
-              <w:t>labelsVisible</w:t>
-            </w:r>
-          </w:p>
-        </w:tc>
-        <w:tc>
-          <w:tcPr>
-            <w:tcW w:w="2700" w:type="dxa"/>
-            <w:tcBorders>
-              <w:top w:val="single" w:sz="1" w:space="0" w:color="BFBFBF"/>
-              <w:left w:val="single" w:sz="1" w:space="0" w:color="BFBFBF"/>
-              <w:bottom w:val="single" w:sz="1" w:space="0" w:color="BFBFBF"/>
-              <w:right w:val="single" w:sz="1" w:space="0" w:color="BFBFBF"/>
-            </w:tcBorders>
-            <w:tcMar>
-              <w:top w:w="80" w:type="dxa"/>
-              <w:left w:w="120" w:type="dxa"/>
-              <w:bottom w:w="80" w:type="dxa"/>
-              <w:right w:w="120" w:type="dxa"/>
-            </w:tcMar>
-            <w:vAlign w:val="center"/>
-          </w:tcPr>
-          <w:p>
-            <w:pPr>
-              <w:spacing w:after="30"/>
-              <w:jc w:val="both"/>
-            </w:pPr>
-            <w:r>
-              <w:rPr>
-                <w:sz w:val="18"/>
-                <w:szCs w:val="18"/>
-              </w:rPr>
-              <w:t>1 | 0</w:t>
-            </w:r>
-          </w:p>
-        </w:tc>
-        <w:tc>
-          <w:tcPr>
-            <w:tcW w:w="4226" w:type="dxa"/>
-            <w:tcBorders>
-              <w:top w:val="single" w:sz="1" w:space="0" w:color="BFBFBF"/>
-              <w:left w:val="single" w:sz="1" w:space="0" w:color="BFBFBF"/>
-              <w:bottom w:val="single" w:sz="1" w:space="0" w:color="BFBFBF"/>
-              <w:right w:val="single" w:sz="1" w:space="0" w:color="BFBFBF"/>
-            </w:tcBorders>
-            <w:tcMar>
-              <w:top w:w="80" w:type="dxa"/>
-              <w:left w:w="120" w:type="dxa"/>
-              <w:bottom w:w="80" w:type="dxa"/>
-              <w:right w:w="120" w:type="dxa"/>
-            </w:tcMar>
-            <w:vAlign w:val="center"/>
-          </w:tcPr>
-          <w:p>
-            <w:pPr>
-              <w:spacing w:after="30"/>
-              <w:jc w:val="both"/>
-            </w:pPr>
-            <w:r>
-              <w:rPr>
-                <w:sz w:val="18"/>
-                <w:szCs w:val="18"/>
-              </w:rPr>
-              <w:t>Whether category labels were displayed (L1/L2 = 1, L3 = 0)</w:t>
             </w:r>
           </w:p>
         </w:tc>
@@ -20600,7 +20217,7 @@
                 <w:sz w:val="18"/>
                 <w:szCs w:val="18"/>
               </w:rPr>
-              <w:t>0.30–0.60</w:t>
+              <w:t>0.40–0.70</w:t>
             </w:r>
           </w:p>
         </w:tc>
@@ -20666,7 +20283,7 @@
                 <w:sz w:val="18"/>
                 <w:szCs w:val="18"/>
               </w:rPr>
-              <w:t>[1,50] for +− and one factor in ×; [2,9] for the other × factor</w:t>
+              <w:t>[1,50] for +−; [2,20] and [2,10] for the two × factors</w:t>
             </w:r>
           </w:p>
         </w:tc>
@@ -20762,7 +20379,7 @@
                 <w:sz w:val="18"/>
                 <w:szCs w:val="18"/>
               </w:rPr>
-              <w:t>0.15–0.30</w:t>
+              <w:t>0.25–0.55</w:t>
             </w:r>
           </w:p>
         </w:tc>
@@ -20826,7 +20443,7 @@
                 <w:sz w:val="18"/>
                 <w:szCs w:val="18"/>
               </w:rPr>
-              <w:t>[1,50] for +−, dividend, one × factor; [2,9] for other × factor and divisor in ÷</w:t>
+              <w:t>[1,50] for +− and dividend; [2,20] and [2,10] for the × factors; [2,10] for the divisor in ÷</w:t>
             </w:r>
           </w:p>
         </w:tc>
@@ -20919,7 +20536,7 @@
                 <w:sz w:val="18"/>
                 <w:szCs w:val="18"/>
               </w:rPr>
-              <w:t>0.10–0.15</w:t>
+              <w:t>0.20–0.50</w:t>
             </w:r>
           </w:p>
         </w:tc>
@@ -20954,7 +20571,7 @@
           <w:sz w:val="17"/>
           <w:szCs w:val="17"/>
         </w:rPr>
-        <w:t>ℹ️  If the L3 pooling algorithm is slow (narrow 0.10–0.15 band), widen to 0.10–0.18 as a fallback.</w:t>
+        <w:t>ℹ️  If the L3 pooling algorithm is slow, it automatically widens to a 0.15–0.60 fallback band.</w:t>
       </w:r>
     </w:p>
     <w:p>
@@ -20993,7 +20610,7 @@
           <w:sz w:val="18"/>
           <w:szCs w:val="18"/>
         </w:rPr>
-        <w:t>divisor   = randInt(2, 9)</w:t>
+        <w:t>divisor   = randInt(2, 10)</w:t>
       </w:r>
     </w:p>
     <w:p>
@@ -21425,7 +21042,7 @@
                 <w:sz w:val="18"/>
                 <w:szCs w:val="18"/>
               </w:rPr>
-              <w:t>5000 / 5000 / 5000 ms (flat)</w:t>
+              <w:t>7000 / 7000 / 7000 ms (flat)</w:t>
             </w:r>
           </w:p>
         </w:tc>
@@ -21489,7 +21106,7 @@
                 <w:sz w:val="18"/>
                 <w:szCs w:val="18"/>
               </w:rPr>
-              <w:t>0.30–0.60 / 0.15–0.30 / 0.10–0.15</w:t>
+              <w:t>0.40–0.70 / 0.25–0.55 / 0.20–0.50</w:t>
             </w:r>
           </w:p>
         </w:tc>
@@ -23182,7 +22799,7 @@
               <w:rPr>
                 <w:sz w:val="18"/>
               </w:rPr>
-              <w:t>L1 = two pure single-task blocks (number, color; no switching); L2/L3 mixed, start = number; switch rate 0/40/60%; labels hidden at L3</w:t>
+              <w:t>L1 = two pure single-task blocks (number, color; no switching); L2/L3 mixed, start = number; switch rate 0/40/60%; labels shown at every level</w:t>
             </w:r>
           </w:p>
         </w:tc>
@@ -25085,7 +24702,7 @@
               <w:rPr>
                 <w:sz w:val="18"/>
               </w:rPr>
-              <w:t>per stage: k = nTargets × (nHits/nTargets − nFalseAlarms/(gridSize² − nTargets)) (Pashler/Cowan-style correction)</w:t>
+              <w:t>per level: k = nTargets × (nHits/nTargets − nFalseAlarms/(gridSize² − nTargets)) (Pashler/Cowan-style correction). gridSize is no longer a per-trial column — read it from the gridSizes key in the SESSION METADATA block.</w:t>
             </w:r>
           </w:p>
         </w:tc>
@@ -25716,7 +25333,7 @@
               <w:rPr>
                 <w:sz w:val="18"/>
               </w:rPr>
-              <w:t>on distractor clicks: does response (color_shape) share color or shape with targetItem?</w:t>
+              <w:t>on distractor clicks: does response (color_shape) share color or shape with correctResponse?</w:t>
             </w:r>
           </w:p>
         </w:tc>
@@ -26172,56 +25789,6 @@
               </w:rPr>
               <w:lastRenderedPageBreak/>
               <w:t>response-level interference between task sets</w:t>
-            </w:r>
-          </w:p>
-        </w:tc>
-      </w:tr>
-      <w:tr>
-        <w:tc>
-          <w:tcPr>
-            <w:tcW w:w="3009" w:type="dxa"/>
-          </w:tcPr>
-          <w:p>
-            <w:pPr>
-              <w:jc w:val="both"/>
-            </w:pPr>
-            <w:r>
-              <w:rPr>
-                <w:sz w:val="18"/>
-              </w:rPr>
-              <w:t>Label-removal cost</w:t>
-            </w:r>
-          </w:p>
-        </w:tc>
-        <w:tc>
-          <w:tcPr>
-            <w:tcW w:w="3009" w:type="dxa"/>
-          </w:tcPr>
-          <w:p>
-            <w:pPr>
-              <w:jc w:val="both"/>
-            </w:pPr>
-            <w:r>
-              <w:rPr>
-                <w:sz w:val="18"/>
-              </w:rPr>
-              <w:t>L3 vs L2 accuracy on repeat trials only (equating for switching)</w:t>
-            </w:r>
-          </w:p>
-        </w:tc>
-        <w:tc>
-          <w:tcPr>
-            <w:tcW w:w="3009" w:type="dxa"/>
-          </w:tcPr>
-          <w:p>
-            <w:pPr>
-              <w:jc w:val="both"/>
-            </w:pPr>
-            <w:r>
-              <w:rPr>
-                <w:sz w:val="18"/>
-              </w:rPr>
-              <w:t>working-memory cost of removing category labels</w:t>
             </w:r>
           </w:p>
         </w:tc>

--- a/CogGames_Documentation.docx
+++ b/CogGames_Documentation.docx
@@ -26863,7 +26863,7 @@
                 <w:sz w:val="18"/>
                 <w:szCs w:val="18"/>
               </w:rPr>
-              <w:t>Unchanged across levels (only grid size / target count increase)</w:t>
+              <w:t>Unchanged across levels (the 5 × 5 grid is constant; only the target count increases)</w:t>
             </w:r>
           </w:p>
         </w:tc>
@@ -26925,7 +26925,7 @@
                 <w:sz w:val="18"/>
                 <w:szCs w:val="18"/>
               </w:rPr>
-              <w:t>3 trials, all Level 1 (4×4, 4 targets) — procedure is identical across levels and harder grids would undermine confidence</w:t>
+              <w:t>4 trials, all at Level 1's load (5 × 5, 4 targets) — procedure is identical across levels and harder loads would undermine confidence</w:t>
             </w:r>
           </w:p>
         </w:tc>
@@ -27051,7 +27051,7 @@
                 <w:sz w:val="18"/>
                 <w:szCs w:val="18"/>
               </w:rPr>
-              <w:t>4 seamless: 2 pop-out + 2 conjunction trials (continuous 1-4 counter). L3 is not practiced - same rule as L2, only denser and faster</w:t>
+              <w:t>4 seamless: 2 pop-out (one colour singleton, one shape singleton) + 2 conjunction trials (continuous 1-4 counter). L3 is not practiced - same rule as L2, only denser and faster</w:t>
             </w:r>
           </w:p>
         </w:tc>
@@ -27115,7 +27115,7 @@
                 <w:sz w:val="18"/>
                 <w:szCs w:val="18"/>
               </w:rPr>
-              <w:t>Heaviest: 4-box category mapping (L1), task-switching introduced (L2), labels hidden (L3)</w:t>
+              <w:t>Heaviest: 4-box category mapping (L1), task-switching introduced (L2), higher switch rate (L3)</w:t>
             </w:r>
           </w:p>
         </w:tc>
@@ -27146,7 +27146,7 @@
                 <w:sz w:val="18"/>
                 <w:szCs w:val="18"/>
               </w:rPr>
-              <w:t>6 cards: category-sets card (even/odd digits, warm/cool swatches); one per box; hidden-labels card</w:t>
+              <w:t>5 cards: category-sets card (even/odd digits, warm/cool swatches); one per box</w:t>
             </w:r>
           </w:p>
         </w:tc>
@@ -27177,7 +27177,7 @@
                 <w:sz w:val="18"/>
                 <w:szCs w:val="18"/>
               </w:rPr>
-              <w:t>10 seamless: 4 pure (2 number + 2 color), 4 mixed, final 2 with labels hidden</w:t>
+              <w:t>8 seamless: 4 pure (2 number + 2 color) then 4 mixed; labels stay visible throughout, as they now do at every Assessment level</w:t>
             </w:r>
           </w:p>
         </w:tc>
@@ -27375,7 +27375,7 @@
         <w:jc w:val="both"/>
       </w:pPr>
       <w:r>
-        <w:t>Only L1 needs a demonstration; the procedure (memorize → blank → recall → Done) is identical at every level. All 3 practice trials use the Level-1 grid (4×4, 4 targets): practicing harder grids added no procedural information and an early failure undermined participants’ confidence. In error feedback, cells clicked by mistake are over-painted red while the correct pattern is outlined, so both error types (false clicks and missed targets) are visible at once.</w:t>
+        <w:t>Only L1 needs a demonstration; the procedure (memorize → blank → recall → Done) is identical at every level. All 4 practice trials use Level 1's load (5 × 5 grid, 4 targets): the grid is now the same size at every level, and practicing heavier target loads added no procedural information while an early failure undermined participants’ confidence. In error feedback, cells clicked by mistake are over-painted red while the correct pattern is outlined, so both error types (false clicks and missed targets) are visible at once.</w:t>
       </w:r>
     </w:p>
     <w:p>
@@ -27392,7 +27392,7 @@
         <w:jc w:val="both"/>
       </w:pPr>
       <w:r>
-        <w:t>The demo shows BOTH search kinds with the singleton circled: a feature (pop-out) display and a conjunction display, where the caption explains that only the color–shape combination is unique. Practice covers two trials of each kind; the crowded L3 display is not practiced or previewed — it introduces no new rule, and its density is announced by the Assessment level instructions.</w:t>
+        <w:t>The demo shows BOTH search kinds with the singleton circled: a feature (pop-out) display and a conjunction display, where the caption explains that only the color–shape combination is unique. Practice covers two pop-out trials — one colour singleton and one shape singleton, matching the 20/20 split the Assessment uses at L1 — and two conjunction trials; the crowded L3 display is not practiced or previewed — it introduces no new rule, and its density is announced by the Assessment level instructions.</w:t>
       </w:r>
     </w:p>
     <w:p>
@@ -27409,7 +27409,7 @@
         <w:jc w:val="both"/>
       </w:pPr>
       <w:r>
-        <w:t>This game still carries the heaviest familiarization load, but the demo is compact: a category-sets card first (even/odd digit lists, warm/cool color swatches), then one card per box, then a hidden-labels card announcing that labels disappear at the last level. Task switching is not demonstrated — it is experienced directly in the mixed practice trials — and the final two practice trials run with labels hidden.</w:t>
+        <w:t>This game still carries the heaviest familiarization load, but the demo is compact: a category-sets card first (even/odd digit lists, warm/cool color swatches), then one card per box. Task switching is not demonstrated — it is experienced directly in the mixed practice trials — and labels remain visible throughout practice, matching the Assessment.</w:t>
       </w:r>
     </w:p>
     <w:p>

--- a/CogGames_Documentation.docx
+++ b/CogGames_Documentation.docx
@@ -2700,7 +2700,7 @@
                 <w:sz w:val="18"/>
                 <w:szCs w:val="18"/>
               </w:rPr>
-              <w:t>2200 ms</w:t>
+              <w:t>3000 ms</w:t>
             </w:r>
           </w:p>
         </w:tc>
@@ -2731,7 +2731,7 @@
                 <w:sz w:val="18"/>
                 <w:szCs w:val="18"/>
               </w:rPr>
-              <w:t>1300 ms</w:t>
+              <w:t>2000 ms</w:t>
             </w:r>
           </w:p>
         </w:tc>
@@ -2762,7 +2762,7 @@
                 <w:sz w:val="18"/>
                 <w:szCs w:val="18"/>
               </w:rPr>
-              <w:t>RT-primary (switch cost); L3 1300 ms lands ~62%; L1/L2 kept generous to preserve correct-trial count</w:t>
+              <w:t>RT-primary (switch cost); L3 sits AT its 2000 ms floor so the window does not censor switch trials more than repeats; L1 = L2 so mixing cost is read at a constant window</w:t>
             </w:r>
           </w:p>
         </w:tc>
@@ -18873,7 +18873,7 @@
                 <w:sz w:val="18"/>
                 <w:szCs w:val="18"/>
               </w:rPr>
-              <w:t>3000 / 2200 / 1300 ms</w:t>
+              <w:t>3000 / 3000 / 2000 ms</w:t>
             </w:r>
           </w:p>
         </w:tc>
@@ -22751,7 +22751,7 @@
               <w:rPr>
                 <w:sz w:val="18"/>
               </w:rPr>
-              <w:t>3000 / 2200 / 1300</w:t>
+              <w:t>3000 / 3000 / 2000</w:t>
             </w:r>
           </w:p>
         </w:tc>
@@ -26356,7 +26356,7 @@
         <w:jc w:val="both"/>
       </w:pPr>
       <w:r>
-        <w:t>2. Guided practice run — a FIXED set of trials, identical for every participant (no random draw), played with no separator screens (a single “Practice” intro precedes the first practice trial). Each game defines an ordered list of 2 complete sets (A, B); the first pass uses Set A and each accepted repeat advances to the next set, cycling A→B→A…. In the seamless games (Star Search, Brain Shift, Chalkboard) the HUD trial counter runs continuously across the whole practice run and never resets per level. Star Search item positions are placed with a seeded RNG so the displays are pixel-identical across participants on a given screen size. Response windows are relaxed by PRACTICE_WINDOW_SCALE (default 1.5×) and immediate feedback follows every response; on errors and timeouts the correct response is additionally shown (see 8.6).</w:t>
+        <w:t>2. Guided practice run — a FIXED set of trials, identical for every participant (no random draw), played with no separator screens (a single “Practice” intro precedes the first practice trial). Each game defines an ordered list of 2 complete sets (A, B); the first pass uses Set A and each accepted repeat advances to the next set, cycling A→B→A…. In the seamless games (Star Search, Brain Shift, Chalkboard) the HUD trial counter runs continuously across the whole practice run and never resets per level. Star Search item positions are placed with a seeded RNG so the displays are pixel-identical across participants on a given screen size. Each game uses ONE flat practice response window (PRACTICE_WINDOW_MS, Section 8.9) at every level, deliberately not derived from the Assessment ramp so that retuning an Assessment level never silently changes practice timing. Immediate feedback follows every response; on errors and timeouts the correct response is additionally shown (see 8.6).</w:t>
       </w:r>
     </w:p>
     <w:p>
@@ -27451,7 +27451,7 @@
         <w:jc w:val="both"/>
       </w:pPr>
       <w:r>
-        <w:t>Apart from feedback and the relaxed response window (PRACTICE_WINDOW_SCALE, Section 8.3), a practice trial is identical on screen to an Assessment trial of the same level; stimulus generation and layout are shared code paths.</w:t>
+        <w:t>Apart from feedback and the flat practice response window (PRACTICE_WINDOW_MS, Section 8.9), a practice trial is identical on screen to an Assessment trial of the same level; stimulus generation and layout are shared code paths.</w:t>
       </w:r>
     </w:p>
     <w:p>
@@ -27460,7 +27460,7 @@
         <w:jc w:val="both"/>
       </w:pPr>
       <w:r>
-        <w:t>8.7  Pass Criterion &amp; Repeat Rule</w:t>
+        <w:t>8.7  Repeat Rule</w:t>
       </w:r>
     </w:p>
     <w:p>
@@ -27484,7 +27484,7 @@
         <w:jc w:val="both"/>
       </w:pPr>
       <w:r>
-        <w:t>Practice accuracy is still computed and logged (practiceAccuracyFinal, and passedThreshold = 1 when accuracy ≥ PASS_THRESHOLD, else 0) as a data-quality flag for later screening, but it no longer gates the flow — offering the repeat to everyone removes any “you failed” signal and standardizes the choice.</w:t>
+        <w:t>Practice accuracy is still computed and logged (practiceAccuracyFinal) as an ungated data-quality flag for later screening. No pass criterion is applied — offering the repeat to everyone removes any “you failed” signal and standardizes the choice.</w:t>
       </w:r>
     </w:p>
     <w:p>
@@ -27492,7 +27492,7 @@
         <w:jc w:val="both"/>
       </w:pPr>
       <w:r>
-        <w:t>ℹ️  The threshold exists to catch gross rule misunderstanding (most likely in Brain Shift); it is not a strict inclusion/exclusion criterion for the study.</w:t>
+        <w:t>ℹ️  practiceAccuracyFinal is recorded so gross rule misunderstanding (most likely in Brain Shift) can be detected at analysis time; no fixed cutoff is defined, and it is not an inclusion/exclusion criterion for the study.</w:t>
       </w:r>
     </w:p>
     <w:p>
@@ -27795,7 +27795,7 @@
                 <w:sz w:val="18"/>
                 <w:szCs w:val="18"/>
               </w:rPr>
-              <w:t>PASS_THRESHOLD</w:t>
+              <w:t>PRACTICE_WINDOW_MS</w:t>
             </w:r>
           </w:p>
         </w:tc>
@@ -27826,71 +27826,7 @@
                 <w:sz w:val="18"/>
                 <w:szCs w:val="18"/>
               </w:rPr>
-              <w:t>0.70 — logged as passedThreshold for screening; the repeat is offered to everyone regardless (Section 8.7), so this no longer gates the flow</w:t>
-            </w:r>
-          </w:p>
-        </w:tc>
-      </w:tr>
-      <w:tr>
-        <w:tc>
-          <w:tcPr>
-            <w:tcW w:w="3200" w:type="dxa"/>
-            <w:tcBorders>
-              <w:top w:val="single" w:sz="1" w:space="0" w:color="BFBFBF"/>
-              <w:left w:val="single" w:sz="1" w:space="0" w:color="BFBFBF"/>
-              <w:bottom w:val="single" w:sz="1" w:space="0" w:color="BFBFBF"/>
-              <w:right w:val="single" w:sz="1" w:space="0" w:color="BFBFBF"/>
-            </w:tcBorders>
-            <w:tcMar>
-              <w:top w:w="80" w:type="dxa"/>
-              <w:left w:w="120" w:type="dxa"/>
-              <w:bottom w:w="80" w:type="dxa"/>
-              <w:right w:w="120" w:type="dxa"/>
-            </w:tcMar>
-            <w:vAlign w:val="center"/>
-          </w:tcPr>
-          <w:p>
-            <w:pPr>
-              <w:spacing w:after="30"/>
-              <w:jc w:val="both"/>
-            </w:pPr>
-            <w:r>
-              <w:rPr>
-                <w:sz w:val="18"/>
-                <w:szCs w:val="18"/>
-              </w:rPr>
-              <w:t>PRACTICE_WINDOW_SCALE</w:t>
-            </w:r>
-          </w:p>
-        </w:tc>
-        <w:tc>
-          <w:tcPr>
-            <w:tcW w:w="5826" w:type="dxa"/>
-            <w:tcBorders>
-              <w:top w:val="single" w:sz="1" w:space="0" w:color="BFBFBF"/>
-              <w:left w:val="single" w:sz="1" w:space="0" w:color="BFBFBF"/>
-              <w:bottom w:val="single" w:sz="1" w:space="0" w:color="BFBFBF"/>
-              <w:right w:val="single" w:sz="1" w:space="0" w:color="BFBFBF"/>
-            </w:tcBorders>
-            <w:tcMar>
-              <w:top w:w="80" w:type="dxa"/>
-              <w:left w:w="120" w:type="dxa"/>
-              <w:bottom w:w="80" w:type="dxa"/>
-              <w:right w:w="120" w:type="dxa"/>
-            </w:tcMar>
-            <w:vAlign w:val="center"/>
-          </w:tcPr>
-          <w:p>
-            <w:pPr>
-              <w:spacing w:after="30"/>
-              <w:jc w:val="both"/>
-            </w:pPr>
-            <w:r>
-              <w:rPr>
-                <w:sz w:val="18"/>
-                <w:szCs w:val="18"/>
-              </w:rPr>
-              <w:t>1.5 — practice response windows are relaxed by this factor (1.0 = real Assessment timing)</w:t>
+              <w:t>One flat practice window per game, used at every level: Simon 3000, Go/No-Go 2000, Memory Matrix 12000, Star Search 5000, Brain Shift 4000, Chalkboard 10000 ms. Each value is at least 1.7x the response-window floor of that game's hardest practiced level, allowing for slower first-exposure responding.</w:t>
             </w:r>
           </w:p>
         </w:tc>
@@ -28464,102 +28400,7 @@
                 <w:sz w:val="18"/>
                 <w:szCs w:val="18"/>
               </w:rPr>
-              <w:t>Written once per game into the SESSION METADATA block of the familiarization CSV (alongside famAttempts) — the value used for the 8.7 pass/repeat decision</w:t>
-            </w:r>
-          </w:p>
-        </w:tc>
-      </w:tr>
-      <w:tr>
-        <w:tc>
-          <w:tcPr>
-            <w:tcW w:w="2100" w:type="dxa"/>
-            <w:tcBorders>
-              <w:top w:val="single" w:sz="1" w:space="0" w:color="BFBFBF"/>
-              <w:left w:val="single" w:sz="1" w:space="0" w:color="BFBFBF"/>
-              <w:bottom w:val="single" w:sz="1" w:space="0" w:color="BFBFBF"/>
-              <w:right w:val="single" w:sz="1" w:space="0" w:color="BFBFBF"/>
-            </w:tcBorders>
-            <w:tcMar>
-              <w:top w:w="80" w:type="dxa"/>
-              <w:left w:w="120" w:type="dxa"/>
-              <w:bottom w:w="80" w:type="dxa"/>
-              <w:right w:w="120" w:type="dxa"/>
-            </w:tcMar>
-            <w:vAlign w:val="center"/>
-          </w:tcPr>
-          <w:p>
-            <w:pPr>
-              <w:spacing w:after="30"/>
-              <w:jc w:val="both"/>
-            </w:pPr>
-            <w:r>
-              <w:rPr>
-                <w:sz w:val="18"/>
-                <w:szCs w:val="18"/>
-              </w:rPr>
-              <w:t>passedThreshold</w:t>
-            </w:r>
-          </w:p>
-        </w:tc>
-        <w:tc>
-          <w:tcPr>
-            <w:tcW w:w="2700" w:type="dxa"/>
-            <w:tcBorders>
-              <w:top w:val="single" w:sz="1" w:space="0" w:color="BFBFBF"/>
-              <w:left w:val="single" w:sz="1" w:space="0" w:color="BFBFBF"/>
-              <w:bottom w:val="single" w:sz="1" w:space="0" w:color="BFBFBF"/>
-              <w:right w:val="single" w:sz="1" w:space="0" w:color="BFBFBF"/>
-            </w:tcBorders>
-            <w:tcMar>
-              <w:top w:w="80" w:type="dxa"/>
-              <w:left w:w="120" w:type="dxa"/>
-              <w:bottom w:w="80" w:type="dxa"/>
-              <w:right w:w="120" w:type="dxa"/>
-            </w:tcMar>
-            <w:vAlign w:val="center"/>
-          </w:tcPr>
-          <w:p>
-            <w:pPr>
-              <w:spacing w:after="30"/>
-              <w:jc w:val="both"/>
-            </w:pPr>
-            <w:r>
-              <w:rPr>
-                <w:sz w:val="18"/>
-                <w:szCs w:val="18"/>
-              </w:rPr>
-              <w:t>0 | 1</w:t>
-            </w:r>
-          </w:p>
-        </w:tc>
-        <w:tc>
-          <w:tcPr>
-            <w:tcW w:w="4226" w:type="dxa"/>
-            <w:tcBorders>
-              <w:top w:val="single" w:sz="1" w:space="0" w:color="BFBFBF"/>
-              <w:left w:val="single" w:sz="1" w:space="0" w:color="BFBFBF"/>
-              <w:bottom w:val="single" w:sz="1" w:space="0" w:color="BFBFBF"/>
-              <w:right w:val="single" w:sz="1" w:space="0" w:color="BFBFBF"/>
-            </w:tcBorders>
-            <w:tcMar>
-              <w:top w:w="80" w:type="dxa"/>
-              <w:left w:w="120" w:type="dxa"/>
-              <w:bottom w:w="80" w:type="dxa"/>
-              <w:right w:w="120" w:type="dxa"/>
-            </w:tcMar>
-            <w:vAlign w:val="center"/>
-          </w:tcPr>
-          <w:p>
-            <w:pPr>
-              <w:spacing w:after="30"/>
-              <w:jc w:val="both"/>
-            </w:pPr>
-            <w:r>
-              <w:rPr>
-                <w:sz w:val="18"/>
-                <w:szCs w:val="18"/>
-              </w:rPr>
-              <w:t>1 if final practice accuracy ≥ PASS_THRESHOLD (0.70), else 0. Screening flag only — the repeat is offered regardless (Section 8.7). Written once per game in the SESSION METADATA block.</w:t>
+              <w:t>Written once per game into the SESSION METADATA block of the familiarization CSV (alongside famAttempts) — an ungated screening flag; the repeat offer (Section 8.7) does not depend on it</w:t>
             </w:r>
           </w:p>
         </w:tc>

--- a/CogGames_Documentation.docx
+++ b/CogGames_Documentation.docx
@@ -27509,7 +27509,7 @@
         <w:jc w:val="both"/>
       </w:pPr>
       <w:r>
-        <w:t>Familiarization runs once per participant, in Session 1 only, immediately before that game’s first Assessment.</w:t>
+        <w:t>Familiarization runs once per participant, in Session 1 only, immediately before that game’s first Assessment. Its end screen returns to that game’s own phase chooser (Familiarization / Assessment) rather than to the launcher, so the participant moves straight into the Assessment without leaving the game.</w:t>
       </w:r>
     </w:p>
     <w:p>

--- a/CogGames_Documentation.docx
+++ b/CogGames_Documentation.docx
@@ -28148,196 +28148,6 @@
                 <w:sz w:val="18"/>
                 <w:szCs w:val="18"/>
               </w:rPr>
-              <w:t>attemptNumber</w:t>
-            </w:r>
-          </w:p>
-        </w:tc>
-        <w:tc>
-          <w:tcPr>
-            <w:tcW w:w="2700" w:type="dxa"/>
-            <w:tcBorders>
-              <w:top w:val="single" w:sz="1" w:space="0" w:color="BFBFBF"/>
-              <w:left w:val="single" w:sz="1" w:space="0" w:color="BFBFBF"/>
-              <w:bottom w:val="single" w:sz="1" w:space="0" w:color="BFBFBF"/>
-              <w:right w:val="single" w:sz="1" w:space="0" w:color="BFBFBF"/>
-            </w:tcBorders>
-            <w:tcMar>
-              <w:top w:w="80" w:type="dxa"/>
-              <w:left w:w="120" w:type="dxa"/>
-              <w:bottom w:w="80" w:type="dxa"/>
-              <w:right w:w="120" w:type="dxa"/>
-            </w:tcMar>
-            <w:vAlign w:val="center"/>
-          </w:tcPr>
-          <w:p>
-            <w:pPr>
-              <w:spacing w:after="30"/>
-              <w:jc w:val="both"/>
-            </w:pPr>
-            <w:r>
-              <w:rPr>
-                <w:sz w:val="18"/>
-                <w:szCs w:val="18"/>
-              </w:rPr>
-              <w:t>1, 2, …</w:t>
-            </w:r>
-          </w:p>
-        </w:tc>
-        <w:tc>
-          <w:tcPr>
-            <w:tcW w:w="4226" w:type="dxa"/>
-            <w:tcBorders>
-              <w:top w:val="single" w:sz="1" w:space="0" w:color="BFBFBF"/>
-              <w:left w:val="single" w:sz="1" w:space="0" w:color="BFBFBF"/>
-              <w:bottom w:val="single" w:sz="1" w:space="0" w:color="BFBFBF"/>
-              <w:right w:val="single" w:sz="1" w:space="0" w:color="BFBFBF"/>
-            </w:tcBorders>
-            <w:tcMar>
-              <w:top w:w="80" w:type="dxa"/>
-              <w:left w:w="120" w:type="dxa"/>
-              <w:bottom w:w="80" w:type="dxa"/>
-              <w:right w:w="120" w:type="dxa"/>
-            </w:tcMar>
-            <w:vAlign w:val="center"/>
-          </w:tcPr>
-          <w:p>
-            <w:pPr>
-              <w:spacing w:after="30"/>
-              <w:jc w:val="both"/>
-            </w:pPr>
-            <w:r>
-              <w:rPr>
-                <w:sz w:val="18"/>
-                <w:szCs w:val="18"/>
-              </w:rPr>
-              <w:t>Which pass through the practice blocks this trial belongs to; values above 1 occur only when the participant accepts the optional repeat (Section 8.7)</w:t>
-            </w:r>
-          </w:p>
-        </w:tc>
-      </w:tr>
-      <w:tr>
-        <w:tc>
-          <w:tcPr>
-            <w:tcW w:w="2100" w:type="dxa"/>
-            <w:tcBorders>
-              <w:top w:val="single" w:sz="1" w:space="0" w:color="BFBFBF"/>
-              <w:left w:val="single" w:sz="1" w:space="0" w:color="BFBFBF"/>
-              <w:bottom w:val="single" w:sz="1" w:space="0" w:color="BFBFBF"/>
-              <w:right w:val="single" w:sz="1" w:space="0" w:color="BFBFBF"/>
-            </w:tcBorders>
-            <w:tcMar>
-              <w:top w:w="80" w:type="dxa"/>
-              <w:left w:w="120" w:type="dxa"/>
-              <w:bottom w:w="80" w:type="dxa"/>
-              <w:right w:w="120" w:type="dxa"/>
-            </w:tcMar>
-            <w:vAlign w:val="center"/>
-          </w:tcPr>
-          <w:p>
-            <w:pPr>
-              <w:spacing w:after="30"/>
-              <w:jc w:val="both"/>
-            </w:pPr>
-            <w:r>
-              <w:rPr>
-                <w:sz w:val="18"/>
-                <w:szCs w:val="18"/>
-              </w:rPr>
-              <w:t>feedbackShown</w:t>
-            </w:r>
-          </w:p>
-        </w:tc>
-        <w:tc>
-          <w:tcPr>
-            <w:tcW w:w="2700" w:type="dxa"/>
-            <w:tcBorders>
-              <w:top w:val="single" w:sz="1" w:space="0" w:color="BFBFBF"/>
-              <w:left w:val="single" w:sz="1" w:space="0" w:color="BFBFBF"/>
-              <w:bottom w:val="single" w:sz="1" w:space="0" w:color="BFBFBF"/>
-              <w:right w:val="single" w:sz="1" w:space="0" w:color="BFBFBF"/>
-            </w:tcBorders>
-            <w:tcMar>
-              <w:top w:w="80" w:type="dxa"/>
-              <w:left w:w="120" w:type="dxa"/>
-              <w:bottom w:w="80" w:type="dxa"/>
-              <w:right w:w="120" w:type="dxa"/>
-            </w:tcMar>
-            <w:vAlign w:val="center"/>
-          </w:tcPr>
-          <w:p>
-            <w:pPr>
-              <w:spacing w:after="30"/>
-              <w:jc w:val="both"/>
-            </w:pPr>
-            <w:r>
-              <w:rPr>
-                <w:sz w:val="18"/>
-                <w:szCs w:val="18"/>
-              </w:rPr>
-              <w:t>correct | incorrect | timeout</w:t>
-            </w:r>
-          </w:p>
-        </w:tc>
-        <w:tc>
-          <w:tcPr>
-            <w:tcW w:w="4226" w:type="dxa"/>
-            <w:tcBorders>
-              <w:top w:val="single" w:sz="1" w:space="0" w:color="BFBFBF"/>
-              <w:left w:val="single" w:sz="1" w:space="0" w:color="BFBFBF"/>
-              <w:bottom w:val="single" w:sz="1" w:space="0" w:color="BFBFBF"/>
-              <w:right w:val="single" w:sz="1" w:space="0" w:color="BFBFBF"/>
-            </w:tcBorders>
-            <w:tcMar>
-              <w:top w:w="80" w:type="dxa"/>
-              <w:left w:w="120" w:type="dxa"/>
-              <w:bottom w:w="80" w:type="dxa"/>
-              <w:right w:w="120" w:type="dxa"/>
-            </w:tcMar>
-            <w:vAlign w:val="center"/>
-          </w:tcPr>
-          <w:p>
-            <w:pPr>
-              <w:spacing w:after="30"/>
-              <w:jc w:val="both"/>
-            </w:pPr>
-            <w:r>
-              <w:rPr>
-                <w:sz w:val="18"/>
-                <w:szCs w:val="18"/>
-              </w:rPr>
-              <w:t>The feedback label displayed to the participant for this trial</w:t>
-            </w:r>
-          </w:p>
-        </w:tc>
-      </w:tr>
-      <w:tr>
-        <w:tc>
-          <w:tcPr>
-            <w:tcW w:w="2100" w:type="dxa"/>
-            <w:tcBorders>
-              <w:top w:val="single" w:sz="1" w:space="0" w:color="BFBFBF"/>
-              <w:left w:val="single" w:sz="1" w:space="0" w:color="BFBFBF"/>
-              <w:bottom w:val="single" w:sz="1" w:space="0" w:color="BFBFBF"/>
-              <w:right w:val="single" w:sz="1" w:space="0" w:color="BFBFBF"/>
-            </w:tcBorders>
-            <w:tcMar>
-              <w:top w:w="80" w:type="dxa"/>
-              <w:left w:w="120" w:type="dxa"/>
-              <w:bottom w:w="80" w:type="dxa"/>
-              <w:right w:w="120" w:type="dxa"/>
-            </w:tcMar>
-            <w:vAlign w:val="center"/>
-          </w:tcPr>
-          <w:p>
-            <w:pPr>
-              <w:spacing w:after="30"/>
-              <w:jc w:val="both"/>
-            </w:pPr>
-            <w:r>
-              <w:rPr>
-                <w:sz w:val="18"/>
-                <w:szCs w:val="18"/>
-              </w:rPr>
               <w:t>practiceAccuracyFinal</w:t>
             </w:r>
           </w:p>
@@ -28411,7 +28221,7 @@
         <w:jc w:val="both"/>
       </w:pPr>
       <w:r>
-        <w:t>ℹ️  result, response, correctResponse, and all game-specific fields (Sections 1.6–6.7) are logged identically to Assessment, so practice data can be scored with the exact same rules if ever needed for exploratory checks.</w:t>
+        <w:t>ℹ️  result, response, correctResponse, and all game-specific fields (Sections 1.6–6.7) are logged identically to Assessment, so practice data can be scored with the exact same rules if ever needed for exploratory checks. A repeat replays the complete practice set, so attempt blocks are equal in length: with famAttempts = k and n logged rows, the rows form k consecutive blocks of n / k when ordered by trialIndexGlobal, which is not reset between attempts.</w:t>
       </w:r>
     </w:p>
     <w:sectPr>

--- a/CogGames_Documentation.docx
+++ b/CogGames_Documentation.docx
@@ -27020,7 +27020,7 @@
                 <w:sz w:val="18"/>
                 <w:szCs w:val="18"/>
               </w:rPr>
-              <w:t>2 cards, both circled: a feature (pop-out) singleton and a conjunction singleton. No density preview</w:t>
+              <w:t>3 cards, all circled: a colour-singleton pop-out, a shape-singleton pop-out, and a conjunction singleton. No density preview</w:t>
             </w:r>
           </w:p>
         </w:tc>
@@ -27392,7 +27392,7 @@
         <w:jc w:val="both"/>
       </w:pPr>
       <w:r>
-        <w:t>The demo shows BOTH search kinds with the singleton circled: a feature (pop-out) display and a conjunction display, where the caption explains that only the color–shape combination is unique. Practice covers two pop-out trials — one colour singleton and one shape singleton, matching the 20/20 split the Assessment uses at L1 — and two conjunction trials; the crowded L3 display is not practiced or previewed — it introduces no new rule, and its density is announced by the Assessment level instructions.</w:t>
+        <w:t>The demo shows every search kind with the singleton circled: a pop-out display whose target is unique by COLOUR, a second pop-out display whose target is unique by SHAPE, and a conjunction display whose caption explains that only the color–shape combination is unique. Both pop-out cards are shown because the Assessment splits L1 20/20 between the two kinds, so neither should first be met unannounced. Practice covers two pop-out trials — one colour singleton and one shape singleton, matching the 20/20 split the Assessment uses at L1 — and two conjunction trials; the crowded L3 display is not practiced or previewed — it introduces no new rule, and its density is announced by the Assessment level instructions.</w:t>
       </w:r>
     </w:p>
     <w:p>

--- a/CogGames_Documentation.docx
+++ b/CogGames_Documentation.docx
@@ -15619,7 +15619,7 @@
                 <w:sz w:val="18"/>
                 <w:szCs w:val="18"/>
               </w:rPr>
-              <w:t>feature | conjunction</w:t>
+              <w:t>feature_color | feature_shape | conjunction</w:t>
             </w:r>
           </w:p>
         </w:tc>
@@ -15650,7 +15650,7 @@
                 <w:sz w:val="18"/>
                 <w:szCs w:val="18"/>
               </w:rPr>
-              <w:t>L1 = feature, L2/L3 = conjunction</w:t>
+              <w:t>Per trial, not per level. Derived from the distractor counts: d2Count = 0 means every distractor shares the target’s shape, so the target is unique by COLOUR (feature_color); d1Count = 0 means every distractor shares the target’s colour, so it is unique by SHAPE (feature_shape); both non-zero is conjunction. L1 is split 20/20 between the two feature kinds, L2/L3 are all conjunction.</w:t>
             </w:r>
           </w:p>
         </w:tc>

--- a/CogGames_Documentation.docx
+++ b/CogGames_Documentation.docx
@@ -25150,6 +25150,56 @@
                 <w:sz w:val="18"/>
               </w:rPr>
               <w:t>feature-integration cost (Treisman); the core attention measure</w:t>
+            </w:r>
+          </w:p>
+        </w:tc>
+      </w:tr>
+      <w:tr>
+        <w:tc>
+          <w:tcPr>
+            <w:tcW w:w="3009" w:type="dxa"/>
+          </w:tcPr>
+          <w:p>
+            <w:pPr>
+              <w:jc w:val="both"/>
+            </w:pPr>
+            <w:r>
+              <w:rPr>
+                <w:sz w:val="18"/>
+              </w:rPr>
+              <w:t>Pop-out dimension cost</w:t>
+            </w:r>
+          </w:p>
+        </w:tc>
+        <w:tc>
+          <w:tcPr>
+            <w:tcW w:w="3009" w:type="dxa"/>
+          </w:tcPr>
+          <w:p>
+            <w:pPr>
+              <w:jc w:val="both"/>
+            </w:pPr>
+            <w:r>
+              <w:rPr>
+                <w:sz w:val="18"/>
+              </w:rPr>
+              <w:t>within L1, correct trials: medianRT(searchType == feature_shape) − medianRT(searchType == feature_color)</w:t>
+            </w:r>
+          </w:p>
+        </w:tc>
+        <w:tc>
+          <w:tcPr>
+            <w:tcW w:w="3009" w:type="dxa"/>
+          </w:tcPr>
+          <w:p>
+            <w:pPr>
+              <w:jc w:val="both"/>
+            </w:pPr>
+            <w:r>
+              <w:rPr>
+                <w:sz w:val="18"/>
+              </w:rPr>
+              <w:t>relative salience of colour vs shape as a guiding dimension; both are parallel search, so a large gap flags one dimension as less discriminable in the chosen palette / shape set</w:t>
             </w:r>
           </w:p>
         </w:tc>

--- a/CogGames_Documentation.docx
+++ b/CogGames_Documentation.docx
@@ -5647,7 +5647,7 @@
                 <w:sz w:val="18"/>
                 <w:szCs w:val="18"/>
               </w:rPr>
-              <w:t>1 if reactionTime &lt; 150 ms — flag for exclusion in RT analyses</w:t>
+              <w:t>1 if reactionTime &lt; 150 ms — flag for exclusion in RT analyses. Written as the LAST column of every game’s CSV, after the game-specific fields, so that the per-game columns stay contiguous.</w:t>
             </w:r>
           </w:p>
         </w:tc>
@@ -22587,7 +22587,7 @@
               <w:rPr>
                 <w:sz w:val="18"/>
               </w:rPr>
-              <w:t>7000 flat</w:t>
+              <w:t>9000 flat</w:t>
             </w:r>
           </w:p>
         </w:tc>
@@ -22603,7 +22603,7 @@
               <w:rPr>
                 <w:sz w:val="18"/>
               </w:rPr>
-              <w:t>20 (stages 7/6/7)</w:t>
+              <w:t>20</w:t>
             </w:r>
           </w:p>
         </w:tc>
@@ -22635,7 +22635,7 @@
               <w:rPr>
                 <w:sz w:val="18"/>
               </w:rPr>
-              <w:t>stimulus 2000 ms; retention 1000 ms; targets 4-6 / 6-8 / 8-10; grids 4/5/6</w:t>
+              <w:t>stimulus 2000 ms; retention 1000 ms; targets 4 / 6 / 8; grid 5×5 at every level</w:t>
             </w:r>
           </w:p>
         </w:tc>
@@ -22833,7 +22833,7 @@
               <w:rPr>
                 <w:sz w:val="18"/>
               </w:rPr>
-              <w:t>5000 flat</w:t>
+              <w:t>7000 flat</w:t>
             </w:r>
           </w:p>
         </w:tc>
@@ -22881,7 +22881,7 @@
               <w:rPr>
                 <w:sz w:val="18"/>
               </w:rPr>
-              <w:t>diffRatio bands 0.30-0.60 / 0.15-0.30 / 0.10-0.15; dividend ≤ 50; left/right 50/50</w:t>
+              <w:t>diffRatio bands 0.40-0.70 / 0.25-0.55 / 0.20-0.50; dividend ≤ 50; left/right 50/50</w:t>
             </w:r>
           </w:p>
         </w:tc>

--- a/CogGames_Documentation.docx
+++ b/CogGames_Documentation.docx
@@ -9832,7 +9832,7 @@
         <w:t>,</w:t>
       </w:r>
       <w:r>
-        <w:t xml:space="preserve"> the participant must click all previously highlighted cells on an empty grid. Three stages per level gradually increase the number of targets, stressing working memory capacity.</w:t>
+        <w:t xml:space="preserve"> the participant must click all previously highlighted cells on an empty grid. The number of target cells is fixed within a level and steps up between levels, stressing working memory capacity.</w:t>
       </w:r>
     </w:p>
     <w:p>
@@ -12486,7 +12486,7 @@
                 <w:sz w:val="18"/>
                 <w:szCs w:val="18"/>
               </w:rPr>
-              <w:t>Semicolon-delimited (col,row) pairs, 0-indexed from top-left</w:t>
+              <w:t>Semicolon-delimited (row,col) pairs, 0-indexed from top-left — row first, matching the convention in Section 3.6</w:t>
             </w:r>
           </w:p>
         </w:tc>
@@ -20571,7 +20571,7 @@
           <w:sz w:val="17"/>
           <w:szCs w:val="17"/>
         </w:rPr>
-        <w:t>ℹ️  If the L3 pooling algorithm is slow, it automatically widens to a 0.15–0.60 fallback band.</w:t>
+        <w:t>ℹ️  If the L3 pooling algorithm is slow, it automatically widens to a 0.15–0.60 fallback band. Each L2 and L3 trial is additionally guaranteed to carry that level’s signature operator on one side (× at L2; × or ÷ at L3), so the operator manipulation is present on every trial rather than only by chance.</w:t>
       </w:r>
     </w:p>
     <w:p>
@@ -24601,7 +24601,7 @@
               <w:rPr>
                 <w:sz w:val="18"/>
               </w:rPr>
-              <w:t>mean(score) per stage and per level</w:t>
+              <w:t>mean(score) per level</w:t>
             </w:r>
           </w:p>
         </w:tc>
@@ -26331,7 +26331,7 @@
         <w:jc w:val="both"/>
       </w:pPr>
       <w:r>
-        <w:t>Familiarization data is logged (phase = “familiarization”) but excluded from all Assessment analyses (Section 7); it exists to document that the comprehension gate was passed, and to support exploratory checks if ever needed.</w:t>
+        <w:t>Familiarization data is logged (phase = “familiarization”) but excluded from all Assessment analyses (Section 7); it exists to document how well each participant understood the rules, and to support exploratory checks if ever needed.</w:t>
       </w:r>
     </w:p>
     <w:p>
@@ -26414,7 +26414,7 @@
         <w:jc w:val="both"/>
       </w:pPr>
       <w:r>
-        <w:t>Fixed sets are used because familiarization data is excluded from analysis (Section 7): predictability costs nothing, while a fixed set guarantees every participant meets every critical case (each congruency, each Go/No-Go lure, each operator) and makes the 70% figure comparable across participants. Levels whose rule is unchanged from the previous level (difficulty increases only) contribute no demonstration card — their difficulty is experienced directly through their practice trials.</w:t>
+        <w:t>Fixed sets are used because familiarization data is excluded from analysis (Section 7): predictability costs nothing, while a fixed set guarantees every participant meets every critical case (each congruency, each Go/No-Go lure, each operator) and makes practiceAccuracyFinal comparable across participants. Levels whose rule is unchanged from the previous level (difficulty increases only) contribute no demonstration card — their difficulty is experienced directly through their practice trials.</w:t>
       </w:r>
     </w:p>
     <w:p>
@@ -26849,7 +26849,7 @@
                 <w:sz w:val="18"/>
                 <w:szCs w:val="18"/>
               </w:rPr>
-              <w:t>12: 4 per level (Go and No-Go mixed), each block right after its level’s card</w:t>
+              <w:t>14: 4 / 4 / 6 (Go and No-Go mixed; L3 gets two extra so each of its three Go targets appears), each block right after its level’s card</w:t>
             </w:r>
           </w:p>
         </w:tc>
@@ -27353,7 +27353,7 @@
                 <w:sz w:val="18"/>
                 <w:szCs w:val="18"/>
               </w:rPr>
-              <w:t>6 seamless: 2 per level, with one continuous 1–6 trial counter (no per-level reset)</w:t>
+              <w:t>4 seamless: 1 / 2 / 1 across L1–L3, with one continuous 1–4 trial counter (no per-level reset)</w:t>
             </w:r>
           </w:p>
         </w:tc>

--- a/CogGames_Documentation.docx
+++ b/CogGames_Documentation.docx
@@ -1038,7 +1038,7 @@
         <w:jc w:val="both"/>
       </w:pPr>
       <w:r>
-        <w:t>40 trials per level → 120 trials per game (assessment phase); Memory Matrix uses 20 trials per level (60 per game)</w:t>
+        <w:t>40 trials per level → 120 trials per game (assessment phase) for Simon, Go/No-Go, Star Search, and Brain Shift; Memory Matrix uses 14 trials per level (42 per game); Chalkboard Challenge uses 28 trials per level (84 per game)</w:t>
       </w:r>
     </w:p>
     <w:p>
@@ -1110,7 +1110,7 @@
           <w:sz w:val="17"/>
           <w:szCs w:val="17"/>
         </w:rPr>
-        <w:t>ℹ️  For a normally attentive participant. More focused players may exceed; less attentive may fall below.</w:t>
+        <w:t>ℹ️  For a normally attentive participant. More focused players may exceed; less attentive may fall below. These are group-level targets recalibrated against pilot data (Section 7's snapshot table): the 30–40% originally specified here for Level 3 was being satisfied mostly by timeouts, which carry no information about the participant, rather than by genuine difficulty.</w:t>
       </w:r>
     </w:p>
     <w:tbl>
@@ -1266,7 +1266,7 @@
                 <w:sz w:val="18"/>
                 <w:szCs w:val="18"/>
               </w:rPr>
-              <w:t>90–100 %</w:t>
+              <w:t>90–95 %</w:t>
             </w:r>
           </w:p>
         </w:tc>
@@ -1332,7 +1332,7 @@
                 <w:sz w:val="18"/>
                 <w:szCs w:val="18"/>
               </w:rPr>
-              <w:t>60–70 %</w:t>
+              <w:t>75–85 %</w:t>
             </w:r>
           </w:p>
         </w:tc>
@@ -1396,7 +1396,7 @@
                 <w:sz w:val="18"/>
                 <w:szCs w:val="18"/>
               </w:rPr>
-              <w:t>30–40 %</w:t>
+              <w:t>65–75 % for games where accuracy is the primary DV (Memory Matrix, Chalkboard). RT-primary games (Simon, Go/No-Go, Star Search, Brain Shift) should stay ≥ 85 % at every level — difficulty there shows in RT / switch cost / search cost, not errors (Section 0.6, 7.2–7.6).</w:t>
             </w:r>
           </w:p>
         </w:tc>
@@ -1550,7 +1550,7 @@
                 <w:sz w:val="18"/>
                 <w:szCs w:val="18"/>
               </w:rPr>
-              <w:t>Simon, Go/No-Go, Chalkboard Challenge, Memory Matrix</w:t>
+              <w:t>Simon, Go/No-Go, Memory Matrix</w:t>
             </w:r>
           </w:p>
         </w:tc>
@@ -1581,7 +1581,7 @@
                 <w:sz w:val="18"/>
                 <w:szCs w:val="18"/>
               </w:rPr>
-              <w:t>150 ms blank screen</w:t>
+              <w:t>500–800 ms blank screen, jittered uniformly per trial — jitter blocks anticipatory responding (a fixed interval is learnable regardless of its length) and decouples trial rhythm from the music manipulation</w:t>
             </w:r>
           </w:p>
         </w:tc>
@@ -1711,7 +1711,71 @@
                 <w:sz w:val="18"/>
                 <w:szCs w:val="18"/>
               </w:rPr>
-              <w:t>200 ms blank screen</w:t>
+              <w:t>650–800 ms blank screen, jittered and biased to the top of the band — this game showed the strongest post-timeout slowdown of any at a short fixed ITI in piloting</w:t>
+            </w:r>
+          </w:p>
+        </w:tc>
+      </w:tr>
+      <w:tr>
+        <w:tc>
+          <w:tcPr>
+            <w:tcW w:w="4800" w:type="dxa"/>
+            <w:tcBorders>
+              <w:top w:val="single" w:sz="1" w:space="0" w:color="BFBFBF"/>
+              <w:left w:val="single" w:sz="1" w:space="0" w:color="BFBFBF"/>
+              <w:bottom w:val="single" w:sz="1" w:space="0" w:color="BFBFBF"/>
+              <w:right w:val="single" w:sz="1" w:space="0" w:color="BFBFBF"/>
+            </w:tcBorders>
+            <w:tcMar>
+              <w:top w:w="80" w:type="dxa"/>
+              <w:left w:w="120" w:type="dxa"/>
+              <w:bottom w:w="80" w:type="dxa"/>
+              <w:right w:w="120" w:type="dxa"/>
+            </w:tcMar>
+            <w:vAlign w:val="center"/>
+          </w:tcPr>
+          <w:p>
+            <w:pPr>
+              <w:spacing w:after="30"/>
+              <w:jc w:val="both"/>
+            </w:pPr>
+            <w:r>
+              <w:rPr>
+                <w:sz w:val="18"/>
+                <w:szCs w:val="18"/>
+              </w:rPr>
+              <w:t>Chalkboard Challenge</w:t>
+            </w:r>
+          </w:p>
+        </w:tc>
+        <w:tc>
+          <w:tcPr>
+            <w:tcW w:w="4226" w:type="dxa"/>
+            <w:tcBorders>
+              <w:top w:val="single" w:sz="1" w:space="0" w:color="BFBFBF"/>
+              <w:left w:val="single" w:sz="1" w:space="0" w:color="BFBFBF"/>
+              <w:bottom w:val="single" w:sz="1" w:space="0" w:color="BFBFBF"/>
+              <w:right w:val="single" w:sz="1" w:space="0" w:color="BFBFBF"/>
+            </w:tcBorders>
+            <w:tcMar>
+              <w:top w:w="80" w:type="dxa"/>
+              <w:left w:w="120" w:type="dxa"/>
+              <w:bottom w:w="80" w:type="dxa"/>
+              <w:right w:w="120" w:type="dxa"/>
+            </w:tcMar>
+            <w:vAlign w:val="center"/>
+          </w:tcPr>
+          <w:p>
+            <w:pPr>
+              <w:spacing w:after="30"/>
+              <w:jc w:val="both"/>
+            </w:pPr>
+            <w:r>
+              <w:rPr>
+                <w:sz w:val="18"/>
+                <w:szCs w:val="18"/>
+              </w:rPr>
+              <w:t>650–800 ms blank screen, jittered and biased to the top of the band — trials are long, deliberate arithmetic and benefit from more recovery time than the reaction-time games</w:t>
             </w:r>
           </w:p>
         </w:tc>
@@ -1989,7 +2053,7 @@
                 <w:sz w:val="18"/>
                 <w:szCs w:val="18"/>
               </w:rPr>
-              <w:t>2000 ms</w:t>
+              <w:t>1500 ms</w:t>
             </w:r>
           </w:p>
         </w:tc>
@@ -2020,7 +2084,7 @@
                 <w:sz w:val="18"/>
                 <w:szCs w:val="18"/>
               </w:rPr>
-              <w:t>1000 ms</w:t>
+              <w:t>1500 ms</w:t>
             </w:r>
           </w:p>
         </w:tc>
@@ -2051,7 +2115,7 @@
                 <w:sz w:val="18"/>
                 <w:szCs w:val="18"/>
               </w:rPr>
-              <w:t>750 ms</w:t>
+              <w:t>1500 ms</w:t>
             </w:r>
           </w:p>
         </w:tc>
@@ -2082,7 +2146,7 @@
                 <w:sz w:val="18"/>
                 <w:szCs w:val="18"/>
               </w:rPr>
-              <w:t>RT-primary (Simon effect); L3 750 ms lands ~63% — hard but keeps enough correct trials for the RT contrast</w:t>
+              <w:t>RT-primary (Simon effect); flat across levels — a shrinking window censored RT and inflated apparent difficulty in piloting (L3 at 750 ms gave 25% timeouts and a FASTER median correct RT than L2, the signature of survivor bias). Difficulty now comes from alternatives (2→3→4) and the 60/40 congruency ratio, not the clock.</w:t>
             </w:r>
           </w:p>
         </w:tc>
@@ -2194,7 +2258,7 @@
                 <w:sz w:val="18"/>
                 <w:szCs w:val="18"/>
               </w:rPr>
-              <w:t>800 ms</w:t>
+              <w:t>1000 ms</w:t>
             </w:r>
           </w:p>
         </w:tc>
@@ -2226,7 +2290,7 @@
                 <w:sz w:val="18"/>
                 <w:szCs w:val="18"/>
               </w:rPr>
-              <w:t>600 ms</w:t>
+              <w:t>1000 ms</w:t>
             </w:r>
           </w:p>
         </w:tc>
@@ -2258,21 +2322,19 @@
                 <w:sz w:val="18"/>
                 <w:szCs w:val="18"/>
               </w:rPr>
-              <w:t xml:space="preserve">Standard RT 250–500 ms; </w:t>
-            </w:r>
-            <w:r>
-              <w:rPr>
-                <w:sz w:val="18"/>
-                <w:szCs w:val="18"/>
-              </w:rPr>
-              <w:t>6</w:t>
-            </w:r>
-            <w:r>
-              <w:rPr>
-                <w:sz w:val="18"/>
-                <w:szCs w:val="18"/>
-              </w:rPr>
-              <w:t>00 ms allows correct response but punishes slow inhibition</w:t>
+              <w:t>Standard RT 250–500 ms; flat across levels — L3 at 600 ms in piloting produced 41.7% go-trial omissions, turning an inhibition measure into a speed test. Target discrimination (Section 2.2) is now the only difficulty axis; a No-Go trial always costs the full window regardless — there is no way to know a response isn't coming until the deadline passes.</w:t>
+            </w:r>
+            <w:r>
+              <w:rPr>
+                <w:sz w:val="18"/>
+                <w:szCs w:val="18"/>
+              </w:rPr>
+            </w:r>
+            <w:r>
+              <w:rPr>
+                <w:sz w:val="18"/>
+                <w:szCs w:val="18"/>
+              </w:rPr>
             </w:r>
           </w:p>
         </w:tc>
@@ -2527,7 +2589,7 @@
                 <w:sz w:val="18"/>
                 <w:szCs w:val="18"/>
               </w:rPr>
-              <w:t>3000 ms</w:t>
+              <w:t>4000 ms</w:t>
             </w:r>
           </w:p>
         </w:tc>
@@ -2559,21 +2621,19 @@
                 <w:sz w:val="18"/>
                 <w:szCs w:val="18"/>
               </w:rPr>
-              <w:t>2</w:t>
-            </w:r>
-            <w:r>
-              <w:rPr>
-                <w:sz w:val="18"/>
-                <w:szCs w:val="18"/>
-              </w:rPr>
-              <w:t>0</w:t>
-            </w:r>
-            <w:r>
-              <w:rPr>
-                <w:sz w:val="18"/>
-                <w:szCs w:val="18"/>
-              </w:rPr>
-              <w:t>00 ms</w:t>
+              <w:t>5000 ms</w:t>
+            </w:r>
+            <w:r>
+              <w:rPr>
+                <w:sz w:val="18"/>
+                <w:szCs w:val="18"/>
+              </w:rPr>
+            </w:r>
+            <w:r>
+              <w:rPr>
+                <w:sz w:val="18"/>
+                <w:szCs w:val="18"/>
+              </w:rPr>
             </w:r>
           </w:p>
         </w:tc>
@@ -2605,7 +2665,7 @@
                 <w:sz w:val="18"/>
                 <w:szCs w:val="18"/>
               </w:rPr>
-              <w:t>Conjunction + crowding at L3 justifies tightest window</w:t>
+              <w:t>Conjunction search is serial, so L3's 41 items (vs. L2's 21) genuinely need more time, not less: piloting at 3000/2000 ms produced 19%/61% timeouts and L3's surviving correct-trial RT came out FASTER than L2's — survivor bias, not easier search. L2 stays at 4000 ms (matching L1, since its search demand doesn't change); L3 gets extra time on top for its doubled set size. Difficulty is set size + item padding (Section 4.3), not the clock.</w:t>
             </w:r>
           </w:p>
         </w:tc>
@@ -2731,7 +2791,7 @@
                 <w:sz w:val="18"/>
                 <w:szCs w:val="18"/>
               </w:rPr>
-              <w:t>2000 ms</w:t>
+              <w:t>3000 ms</w:t>
             </w:r>
           </w:p>
         </w:tc>
@@ -2762,7 +2822,7 @@
                 <w:sz w:val="18"/>
                 <w:szCs w:val="18"/>
               </w:rPr>
-              <w:t>RT-primary (switch cost); L3 sits AT its 2000 ms floor so the window does not censor switch trials more than repeats; L1 = L2 so mixing cost is read at a constant window</w:t>
+              <w:t>RT-primary (switch cost); flat across levels — L3 carries the most switch trials (60% switch rate) and those are inherently the slowest condition (switch cost 174–659 ms in piloting), so it needs at least as much time as L2, not a third less. A constant window also keeps mixing cost (L2 − L1) readable at one deadline.</w:t>
             </w:r>
           </w:p>
         </w:tc>
@@ -6345,13 +6405,12 @@
         <w:jc w:val="both"/>
       </w:pPr>
       <w:r>
-        <w:t xml:space="preserve">Rate: </w:t>
+        <w:t>Rate: 60 % congruent / 40 % incongruent — raised from 50/50 to strengthen the prepotent spatial mapping, which enlarges the conflict cost on the rarer incongruent trials</w:t>
       </w:r>
       <w:r>
         <w:rPr>
           <w:highlight w:val="yellow"/>
         </w:rPr>
-        <w:t>50 % congruent / 50 % incongruent</w:t>
       </w:r>
     </w:p>
     <w:p>
@@ -6365,17 +6424,14 @@
         <w:jc w:val="both"/>
       </w:pPr>
       <w:r>
-        <w:t xml:space="preserve">Pooling method: </w:t>
+        <w:t>Pooling method: pre-generate the full pool of 40 trials with exactly 24 congruent and 16 incongruent; shuffle once; draw sequentially. This guarantees the exact split every level.</w:t>
       </w:r>
       <w:r>
         <w:rPr>
           <w:highlight w:val="yellow"/>
         </w:rPr>
-        <w:t>pre-generate the full pool of 40 trials with exactly 20 congruent and 20 incongruent; shuffle once; draw sequentially.</w:t>
-      </w:r>
-      <w:r>
-        <w:t xml:space="preserve"> This guarantees the exact split every level.</w:t>
-      </w:r>
+      </w:r>
+      <w:r/>
     </w:p>
     <w:p>
       <w:pPr>
@@ -6397,7 +6453,7 @@
         <w:jc w:val="both"/>
       </w:pPr>
       <w:r>
-        <w:t>1.  ITI: 150 ms blank screen</w:t>
+        <w:t>1.  ITI: 500–800 ms blank screen, jittered uniformly per trial (Section 0.5)</w:t>
       </w:r>
     </w:p>
     <w:p>
@@ -6603,7 +6659,7 @@
                 <w:sz w:val="18"/>
                 <w:szCs w:val="18"/>
               </w:rPr>
-              <w:t>150 ms</w:t>
+              <w:t>500–800 ms (jittered, Section 0.5)</w:t>
             </w:r>
           </w:p>
         </w:tc>
@@ -6669,7 +6725,7 @@
                 <w:sz w:val="18"/>
                 <w:szCs w:val="18"/>
               </w:rPr>
-              <w:t>2000 / 1000 / 750 ms</w:t>
+              <w:t>1500 / 1500 / 1500 ms (flat)</w:t>
             </w:r>
           </w:p>
         </w:tc>
@@ -6733,7 +6789,7 @@
                 <w:sz w:val="18"/>
                 <w:szCs w:val="18"/>
               </w:rPr>
-              <w:t>50 % (pooling method)</w:t>
+              <w:t>60 % congruent / 40 % incongruent (pooling method)</w:t>
             </w:r>
           </w:p>
         </w:tc>
@@ -7910,11 +7966,9 @@
         <w:rPr>
           <w:highlight w:val="yellow"/>
         </w:rPr>
-        <w:t>60 % Go trials, 40 % No-Go</w:t>
-      </w:r>
-      <w:r>
-        <w:t xml:space="preserve"> — fixed for all levels</w:t>
-      </w:r>
+        <w:t>70 % Go trials, 30 % No-Go — fixed for all levels</w:t>
+      </w:r>
+      <w:r/>
     </w:p>
     <w:p>
       <w:pPr>
@@ -7990,7 +8044,7 @@
         <w:jc w:val="both"/>
       </w:pPr>
       <w:r>
-        <w:t>1.  ITI: 150 ms blank</w:t>
+        <w:t>1.  ITI: 500–800 ms blank, jittered uniformly per trial (Section 0.5)</w:t>
       </w:r>
     </w:p>
     <w:p>
@@ -8887,7 +8941,7 @@
                 <w:sz w:val="18"/>
                 <w:szCs w:val="18"/>
               </w:rPr>
-              <w:t>150 ms</w:t>
+              <w:t>500–800 ms (jittered, Section 0.5)</w:t>
             </w:r>
           </w:p>
         </w:tc>
@@ -8953,7 +9007,7 @@
                 <w:sz w:val="18"/>
                 <w:szCs w:val="18"/>
               </w:rPr>
-              <w:t>1000 / 800 / 600 ms</w:t>
+              <w:t>1000 / 1000 / 1000 ms (flat)</w:t>
             </w:r>
           </w:p>
         </w:tc>
@@ -9017,7 +9071,7 @@
                 <w:sz w:val="18"/>
                 <w:szCs w:val="18"/>
               </w:rPr>
-              <w:t>60 %</w:t>
+              <w:t>70 %</w:t>
             </w:r>
           </w:p>
         </w:tc>
@@ -10169,7 +10223,7 @@
                 <w:sz w:val="18"/>
                 <w:szCs w:val="18"/>
               </w:rPr>
-              <w:t>20</w:t>
+              <w:t>14</w:t>
             </w:r>
           </w:p>
         </w:tc>
@@ -10330,7 +10384,7 @@
                 <w:sz w:val="18"/>
                 <w:szCs w:val="18"/>
               </w:rPr>
-              <w:t>20</w:t>
+              <w:t>14</w:t>
             </w:r>
           </w:p>
         </w:tc>
@@ -10488,7 +10542,7 @@
                 <w:sz w:val="18"/>
                 <w:szCs w:val="18"/>
               </w:rPr>
-              <w:t>20</w:t>
+              <w:t>14</w:t>
             </w:r>
           </w:p>
         </w:tc>
@@ -10570,7 +10624,7 @@
         <w:jc w:val="both"/>
       </w:pPr>
       <w:r>
-        <w:t>1.  ITI: 150 ms blank</w:t>
+        <w:t>1.  ITI: 500–800 ms blank, jittered uniformly per trial (Section 0.5)</w:t>
       </w:r>
     </w:p>
     <w:p>
@@ -10609,7 +10663,7 @@
         <w:jc w:val="both"/>
       </w:pPr>
       <w:r>
-        <w:t>5.  Participant clicks target cells, then clicks Done button</w:t>
+        <w:t>5.  Participant clicks target cells (clicking a selected cell again de-selects it), then clicks Done button</w:t>
       </w:r>
     </w:p>
     <w:p>
@@ -10655,7 +10709,7 @@
         <w:jc w:val="both"/>
       </w:pPr>
       <w:r>
-        <w:t>No correction: clicking a cell highlights it — cannot de-select</w:t>
+        <w:t>Click to select, click again to de-select — a mis-click can be corrected before pressing Done</w:t>
       </w:r>
     </w:p>
     <w:p>
@@ -10703,7 +10757,7 @@
         <w:jc w:val="both"/>
       </w:pPr>
       <w:r>
-        <w:t>result = 1 only if nHits == nTargets AND nFalseAlarms == 0 (perfect recall required)</w:t>
+        <w:t>Scored with partial credit: score = max(0, (nHits − nFalseAlarms) / nTargets); result = 1 when score ≥ PASS_SCORE (0.5 by default), else −1. nHits, nMisses, and nFalseAlarms are all logged, so any other scoring rule can be recomputed from the CSV (Section 7.4)</w:t>
       </w:r>
     </w:p>
     <w:p>
@@ -11147,7 +11201,7 @@
                 <w:sz w:val="18"/>
                 <w:szCs w:val="18"/>
               </w:rPr>
-              <w:t>150 ms</w:t>
+              <w:t>500–800 ms (jittered, Section 0.5)</w:t>
             </w:r>
           </w:p>
         </w:tc>
@@ -12967,7 +13021,7 @@
                 <w:sz w:val="18"/>
                 <w:szCs w:val="18"/>
               </w:rPr>
-              <w:t>nHits / nTargets</w:t>
+              <w:t>(nHits − nFalseAlarms) / nTargets, floored at 0 — partial credit, not perfect-recall-only (Section 3.4)</w:t>
             </w:r>
           </w:p>
         </w:tc>
@@ -14805,7 +14859,7 @@
         <w:jc w:val="both"/>
       </w:pPr>
       <w:r>
-        <w:t>2.  Stimulus display: All items appear simultaneously — timer starts at 0</w:t>
+        <w:t>2.  Stimulus display: All items appear simultaneously; the mouse cursor is recentred to the middle of the screen at this moment (Pointer Lock virtual cursor, Section 4.7) — timer starts at 0</w:t>
       </w:r>
     </w:p>
     <w:p>
@@ -15059,7 +15113,7 @@
                 <w:sz w:val="18"/>
                 <w:szCs w:val="18"/>
               </w:rPr>
-              <w:t>4000 / 3000 / 2000 ms</w:t>
+              <w:t>4000 / 4000 / 5000 ms</w:t>
             </w:r>
           </w:p>
         </w:tc>
@@ -15384,6 +15438,70 @@
                 <w:szCs w:val="18"/>
               </w:rPr>
               <w:t>56 px (bounding box); field capped to a centered 980 × 620 px region</w:t>
+            </w:r>
+          </w:p>
+        </w:tc>
+      </w:tr>
+      <w:tr>
+        <w:tc>
+          <w:tcPr>
+            <w:tcW w:w="3200" w:type="dxa"/>
+            <w:tcBorders>
+              <w:top w:val="single" w:sz="1" w:space="0" w:color="BFBFBF"/>
+              <w:left w:val="single" w:sz="1" w:space="0" w:color="BFBFBF"/>
+              <w:bottom w:val="single" w:sz="1" w:space="0" w:color="BFBFBF"/>
+              <w:right w:val="single" w:sz="1" w:space="0" w:color="BFBFBF"/>
+            </w:tcBorders>
+            <w:tcMar>
+              <w:top w:w="80" w:type="dxa"/>
+              <w:left w:w="120" w:type="dxa"/>
+              <w:bottom w:w="80" w:type="dxa"/>
+              <w:right w:w="120" w:type="dxa"/>
+            </w:tcMar>
+            <w:vAlign w:val="center"/>
+          </w:tcPr>
+          <w:p>
+            <w:pPr>
+              <w:spacing w:after="30"/>
+              <w:jc w:val="both"/>
+            </w:pPr>
+            <w:r>
+              <w:rPr>
+                <w:sz w:val="18"/>
+                <w:szCs w:val="18"/>
+              </w:rPr>
+              <w:t>Virtual cursor</w:t>
+            </w:r>
+          </w:p>
+        </w:tc>
+        <w:tc>
+          <w:tcPr>
+            <w:tcW w:w="5826" w:type="dxa"/>
+            <w:tcBorders>
+              <w:top w:val="single" w:sz="1" w:space="0" w:color="BFBFBF"/>
+              <w:left w:val="single" w:sz="1" w:space="0" w:color="BFBFBF"/>
+              <w:bottom w:val="single" w:sz="1" w:space="0" w:color="BFBFBF"/>
+              <w:right w:val="single" w:sz="1" w:space="0" w:color="BFBFBF"/>
+            </w:tcBorders>
+            <w:tcMar>
+              <w:top w:w="80" w:type="dxa"/>
+              <w:left w:w="120" w:type="dxa"/>
+              <w:bottom w:w="80" w:type="dxa"/>
+              <w:right w:w="120" w:type="dxa"/>
+            </w:tcMar>
+            <w:vAlign w:val="center"/>
+          </w:tcPr>
+          <w:p>
+            <w:pPr>
+              <w:spacing w:after="30"/>
+              <w:jc w:val="both"/>
+            </w:pPr>
+            <w:r>
+              <w:rPr>
+                <w:sz w:val="18"/>
+                <w:szCs w:val="18"/>
+              </w:rPr>
+              <w:t>Pointer-lock 1:1 virtual cursor, recentred at every stimulus onset (Section 4.5) so cursor-to-target distance is drawn from the same distribution on every trial; falls back to the real cursor if the lock is refused</w:t>
             </w:r>
           </w:p>
         </w:tc>
@@ -16912,6 +17030,101 @@
           </w:p>
         </w:tc>
       </w:tr>
+      <w:tr>
+        <w:tc>
+          <w:tcPr>
+            <w:tcW w:w="2100" w:type="dxa"/>
+            <w:tcBorders>
+              <w:top w:val="single" w:sz="1" w:space="0" w:color="BFBFBF"/>
+              <w:left w:val="single" w:sz="1" w:space="0" w:color="BFBFBF"/>
+              <w:bottom w:val="single" w:sz="1" w:space="0" w:color="BFBFBF"/>
+              <w:right w:val="single" w:sz="1" w:space="0" w:color="BFBFBF"/>
+            </w:tcBorders>
+            <w:tcMar>
+              <w:top w:w="80" w:type="dxa"/>
+              <w:left w:w="120" w:type="dxa"/>
+              <w:bottom w:w="80" w:type="dxa"/>
+              <w:right w:w="120" w:type="dxa"/>
+            </w:tcMar>
+            <w:vAlign w:val="center"/>
+          </w:tcPr>
+          <w:p>
+            <w:pPr>
+              <w:spacing w:after="30"/>
+              <w:jc w:val="both"/>
+            </w:pPr>
+            <w:r>
+              <w:rPr>
+                <w:sz w:val="18"/>
+                <w:szCs w:val="18"/>
+              </w:rPr>
+              <w:t>pointerLockActive</w:t>
+            </w:r>
+          </w:p>
+        </w:tc>
+        <w:tc>
+          <w:tcPr>
+            <w:tcW w:w="2700" w:type="dxa"/>
+            <w:tcBorders>
+              <w:top w:val="single" w:sz="1" w:space="0" w:color="BFBFBF"/>
+              <w:left w:val="single" w:sz="1" w:space="0" w:color="BFBFBF"/>
+              <w:bottom w:val="single" w:sz="1" w:space="0" w:color="BFBFBF"/>
+              <w:right w:val="single" w:sz="1" w:space="0" w:color="BFBFBF"/>
+            </w:tcBorders>
+            <w:tcMar>
+              <w:top w:w="80" w:type="dxa"/>
+              <w:left w:w="120" w:type="dxa"/>
+              <w:bottom w:w="80" w:type="dxa"/>
+              <w:right w:w="120" w:type="dxa"/>
+            </w:tcMar>
+            <w:vAlign w:val="center"/>
+          </w:tcPr>
+          <w:p>
+            <w:pPr>
+              <w:spacing w:after="30"/>
+              <w:jc w:val="both"/>
+            </w:pPr>
+            <w:r>
+              <w:rPr>
+                <w:sz w:val="18"/>
+                <w:szCs w:val="18"/>
+              </w:rPr>
+              <w:t>0 | 1</w:t>
+            </w:r>
+          </w:p>
+        </w:tc>
+        <w:tc>
+          <w:tcPr>
+            <w:tcW w:w="4226" w:type="dxa"/>
+            <w:tcBorders>
+              <w:top w:val="single" w:sz="1" w:space="0" w:color="BFBFBF"/>
+              <w:left w:val="single" w:sz="1" w:space="0" w:color="BFBFBF"/>
+              <w:bottom w:val="single" w:sz="1" w:space="0" w:color="BFBFBF"/>
+              <w:right w:val="single" w:sz="1" w:space="0" w:color="BFBFBF"/>
+            </w:tcBorders>
+            <w:tcMar>
+              <w:top w:w="80" w:type="dxa"/>
+              <w:left w:w="120" w:type="dxa"/>
+              <w:bottom w:w="80" w:type="dxa"/>
+              <w:right w:w="120" w:type="dxa"/>
+            </w:tcMar>
+            <w:vAlign w:val="center"/>
+          </w:tcPr>
+          <w:p>
+            <w:pPr>
+              <w:spacing w:after="30"/>
+              <w:jc w:val="both"/>
+            </w:pPr>
+            <w:r>
+              <w:rPr>
+                <w:sz w:val="18"/>
+                <w:szCs w:val="18"/>
+              </w:rPr>
+              <w:t>Whether the Pointer Lock virtual cursor was actually engaged when this trial's stimulus appeared (mirrors Memory Matrix's field, Section 3.7)</w:t>
+            </w:r>
+          </w:p>
+        </w:tc>
+      </w:tr>
     </w:tbl>
     <w:p>
       <w:pPr>
@@ -18600,7 +18813,7 @@
         <w:jc w:val="both"/>
       </w:pPr>
       <w:r>
-        <w:t>1.  ITI: 200 ms blank</w:t>
+        <w:t>1.  ITI: 650–800 ms blank, jittered and biased to the top of the band (Section 0.5)</w:t>
       </w:r>
     </w:p>
     <w:p>
@@ -18807,7 +19020,7 @@
                 <w:sz w:val="18"/>
                 <w:szCs w:val="18"/>
               </w:rPr>
-              <w:t>200 ms</w:t>
+              <w:t>650–800 ms (jittered, biased to the top of the band — Section 0.5)</w:t>
             </w:r>
           </w:p>
         </w:tc>
@@ -18873,7 +19086,7 @@
                 <w:sz w:val="18"/>
                 <w:szCs w:val="18"/>
               </w:rPr>
-              <w:t>3000 / 3000 / 2000 ms</w:t>
+              <w:t>3000 / 3000 / 3000 ms (flat)</w:t>
             </w:r>
           </w:p>
         </w:tc>
@@ -20217,7 +20430,7 @@
                 <w:sz w:val="18"/>
                 <w:szCs w:val="18"/>
               </w:rPr>
-              <w:t>0.40–0.70</w:t>
+              <w:t>0.45–0.75</w:t>
             </w:r>
           </w:p>
         </w:tc>
@@ -20379,7 +20592,7 @@
                 <w:sz w:val="18"/>
                 <w:szCs w:val="18"/>
               </w:rPr>
-              <w:t>0.25–0.55</w:t>
+              <w:t>0.35–0.60</w:t>
             </w:r>
           </w:p>
         </w:tc>
@@ -20536,7 +20749,7 @@
                 <w:sz w:val="18"/>
                 <w:szCs w:val="18"/>
               </w:rPr>
-              <w:t>0.20–0.50</w:t>
+              <w:t>0.25–0.45</w:t>
             </w:r>
           </w:p>
         </w:tc>
@@ -20769,7 +20982,7 @@
         <w:jc w:val="both"/>
       </w:pPr>
       <w:r>
-        <w:t>1.  ITI: 150 ms blank</w:t>
+        <w:t>1.  ITI: 650–800 ms blank, jittered and biased to the top of the band (Section 0.5)</w:t>
       </w:r>
     </w:p>
     <w:p>
@@ -20975,7 +21188,7 @@
                 <w:sz w:val="18"/>
                 <w:szCs w:val="18"/>
               </w:rPr>
-              <w:t>150 ms</w:t>
+              <w:t>650–800 ms (jittered, biased to the top of the band — Section 0.5)</w:t>
             </w:r>
           </w:p>
         </w:tc>
@@ -21106,7 +21319,7 @@
                 <w:sz w:val="18"/>
                 <w:szCs w:val="18"/>
               </w:rPr>
-              <w:t>0.40–0.70 / 0.25–0.55 / 0.20–0.50</w:t>
+              <w:t>0.45–0.75 / 0.35–0.60 / 0.25–0.45</w:t>
             </w:r>
           </w:p>
         </w:tc>
@@ -21172,7 +21385,7 @@
                 <w:sz w:val="18"/>
                 <w:szCs w:val="18"/>
               </w:rPr>
-              <w:t>40</w:t>
+              <w:t>28</w:t>
             </w:r>
           </w:p>
         </w:tc>
@@ -22423,7 +22636,7 @@
               <w:rPr>
                 <w:sz w:val="18"/>
               </w:rPr>
-              <w:t>2000 / 1000 / 750</w:t>
+              <w:t>1500 / 1500 / 1500</w:t>
             </w:r>
           </w:p>
         </w:tc>
@@ -22455,7 +22668,7 @@
               <w:rPr>
                 <w:sz w:val="18"/>
               </w:rPr>
-              <w:t>150</w:t>
+              <w:t>jittered 500–800</w:t>
             </w:r>
           </w:p>
         </w:tc>
@@ -22471,7 +22684,7 @@
               <w:rPr>
                 <w:sz w:val="18"/>
               </w:rPr>
-              <w:t>50/50 congruency pool</w:t>
+              <w:t>60/40 congruency pool (24 congruent / 16 incongruent per level)</w:t>
             </w:r>
           </w:p>
         </w:tc>
@@ -22505,7 +22718,7 @@
               <w:rPr>
                 <w:sz w:val="18"/>
               </w:rPr>
-              <w:t>1000 / 800 / 600</w:t>
+              <w:t>1000 / 1000 / 1000</w:t>
             </w:r>
           </w:p>
         </w:tc>
@@ -22537,7 +22750,7 @@
               <w:rPr>
                 <w:sz w:val="18"/>
               </w:rPr>
-              <w:t>150</w:t>
+              <w:t>jittered 500–800</w:t>
             </w:r>
           </w:p>
         </w:tc>
@@ -22553,7 +22766,7 @@
               <w:rPr>
                 <w:sz w:val="18"/>
               </w:rPr>
-              <w:t>60/40 Go ratio; Go targets Green Circle → +Blue Square → +Red Triangle</w:t>
+              <w:t>70/30 Go ratio; Go targets Green Circle → +Blue Square → +Red Triangle</w:t>
             </w:r>
           </w:p>
         </w:tc>
@@ -22603,7 +22816,7 @@
               <w:rPr>
                 <w:sz w:val="18"/>
               </w:rPr>
-              <w:t>20</w:t>
+              <w:t>14</w:t>
             </w:r>
           </w:p>
         </w:tc>
@@ -22619,7 +22832,7 @@
               <w:rPr>
                 <w:sz w:val="18"/>
               </w:rPr>
-              <w:t>150</w:t>
+              <w:t>jittered 500–800</w:t>
             </w:r>
           </w:p>
         </w:tc>
@@ -22635,7 +22848,7 @@
               <w:rPr>
                 <w:sz w:val="18"/>
               </w:rPr>
-              <w:t>stimulus 2000 ms; retention 1000 ms; targets 4 / 6 / 8; grid 5×5 at every level</w:t>
+              <w:t>stimulus 2000 ms; retention 1000 ms; targets 4 / 6 / 8; grid 5×5 at every level; partial-credit scoring — score = (nHits − nFalseAlarms) / nTargets, floored at 0, PASS_SCORE = 0.5; recall clicks toggle (de-selectable)</w:t>
             </w:r>
           </w:p>
         </w:tc>
@@ -22669,7 +22882,7 @@
               <w:rPr>
                 <w:sz w:val="18"/>
               </w:rPr>
-              <w:t>4000 / 3000 / 2000</w:t>
+              <w:t>4000 / 4000 / 5000</w:t>
             </w:r>
           </w:p>
         </w:tc>
@@ -22717,7 +22930,7 @@
               <w:rPr>
                 <w:sz w:val="18"/>
               </w:rPr>
-              <w:t>item 56 px; field cap 980×620; 10 categorically distinct colors; background clicks do not end trials</w:t>
+              <w:t>item 56 px; field cap 980×620; 10 categorically distinct colors; background clicks do not end trials; pointer-lock virtual cursor recentred at each stimulus onset (Section 4.5)</w:t>
             </w:r>
           </w:p>
         </w:tc>
@@ -22751,7 +22964,7 @@
               <w:rPr>
                 <w:sz w:val="18"/>
               </w:rPr>
-              <w:t>3000 / 3000 / 2000</w:t>
+              <w:t>3000 / 3000 / 3000</w:t>
             </w:r>
           </w:p>
         </w:tc>
@@ -22783,7 +22996,7 @@
               <w:rPr>
                 <w:sz w:val="18"/>
               </w:rPr>
-              <w:t>200</w:t>
+              <w:t>jittered 650–800, biased to top</w:t>
             </w:r>
           </w:p>
         </w:tc>
@@ -22799,7 +23012,7 @@
               <w:rPr>
                 <w:sz w:val="18"/>
               </w:rPr>
-              <w:t>L1 = two pure single-task blocks (number, color; no switching); L2/L3 mixed, start = number; switch rate 0/40/60%; labels shown at every level</w:t>
+              <w:t>L1 = two pure single-task blocks (number, color; no switching); L2/L3 mixed, start = number; switch rate 0/40/60%; labels shown at every level; familiarization practice gated at ≥75% accuracy before Assessment unlocks (Section 8.7), capped at 3 attempts</w:t>
             </w:r>
           </w:p>
         </w:tc>
@@ -22849,7 +23062,7 @@
               <w:rPr>
                 <w:sz w:val="18"/>
               </w:rPr>
-              <w:t>40</w:t>
+              <w:t>28</w:t>
             </w:r>
           </w:p>
         </w:tc>
@@ -22865,7 +23078,7 @@
               <w:rPr>
                 <w:sz w:val="18"/>
               </w:rPr>
-              <w:t>150</w:t>
+              <w:t>jittered 650–800, biased to top</w:t>
             </w:r>
           </w:p>
         </w:tc>
@@ -22881,7 +23094,7 @@
               <w:rPr>
                 <w:sz w:val="18"/>
               </w:rPr>
-              <w:t>diffRatio bands 0.40-0.70 / 0.25-0.55 / 0.20-0.50; dividend ≤ 50; left/right 50/50</w:t>
+              <w:t>diffRatio bands 0.45-0.75 / 0.35-0.60 / 0.25-0.45; dividend ≤ 50; left/right 50/50</w:t>
             </w:r>
           </w:p>
         </w:tc>
@@ -24617,7 +24830,7 @@
               <w:rPr>
                 <w:sz w:val="18"/>
               </w:rPr>
-              <w:t>primary WM measure — graded, avoids the all-or-nothing floor at L3</w:t>
+              <w:t>primary WM measure — this IS how `result` itself is scored (Section 3.4: result = 1 when score ≥ PASS_SCORE), so no re-derivation is needed; averaging the continuous `score` column directly is more informative than reconstructing it from the trichotomous result</w:t>
             </w:r>
           </w:p>
         </w:tc>
@@ -24635,8 +24848,7 @@
               <w:rPr>
                 <w:sz w:val="18"/>
               </w:rPr>
-              <w:lastRenderedPageBreak/>
-              <w:t>Lenient re-scoring</w:t>
+              <w:t>PASS_SCORE sensitivity</w:t>
             </w:r>
           </w:p>
         </w:tc>
@@ -24652,7 +24864,7 @@
               <w:rPr>
                 <w:sz w:val="18"/>
               </w:rPr>
-              <w:t>recode result=0 rows as correct when nHits == nTargets AND nFalseAlarms == 0</w:t>
+              <w:t>recompute result at alternate PASS_SCORE thresholds (e.g. 0.4, 0.6, 0.75) instead of the CONFIG default 0.5</w:t>
             </w:r>
           </w:p>
         </w:tc>
@@ -24668,7 +24880,7 @@
               <w:rPr>
                 <w:sz w:val="18"/>
               </w:rPr>
-              <w:t>sensitivity analysis: does the Done-press requirement change conclusions?</w:t>
+              <w:t>sensitivity analysis: does the pass/fail cutoff on the graded score change which trials count as “correct” for the level-summary tallies and familiarization feedback?</w:t>
             </w:r>
           </w:p>
         </w:tc>
@@ -27526,7 +27738,7 @@
         <w:jc w:val="both"/>
       </w:pPr>
       <w:r>
-        <w:t>The repeat is OFFERED to every participant regardless of accuracy — a uniform screen with two on-screen buttons (“Practice again” advances to the next trial set; “Continue” proceeds to Assessment). There is no keyboard shortcut for this choice and no accuracy figure is shown.</w:t>
+        <w:t>The repeat is OFFERED to every participant regardless of accuracy — a uniform screen with two on-screen buttons (“Practice again” advances to the next trial set; “Continue” proceeds to Assessment). There is no keyboard shortcut for this choice and no accuracy figure is shown. Brain Shift is the one exception: below 75% practice accuracy, Continue is withheld and only “Practice again” is offered, until a third attempt opens the gate regardless (Section 8.9) — added after a pilot participant produced at-chance, uninterpretable data (a negative switch cost) that a comprehension failure, not genuine ability, best explains.</w:t>
       </w:r>
     </w:p>
     <w:p>
@@ -27542,7 +27754,7 @@
         <w:jc w:val="both"/>
       </w:pPr>
       <w:r>
-        <w:t>ℹ️  practiceAccuracyFinal is recorded so gross rule misunderstanding (most likely in Brain Shift) can be detected at analysis time; no fixed cutoff is defined, and it is not an inclusion/exclusion criterion for the study.</w:t>
+        <w:t>ℹ️  practiceAccuracyFinal is recorded so gross rule misunderstanding can be detected at analysis time; for every game except Brain Shift no fixed cutoff is defined, and it remains purely a screening flag, never a participant exclusion criterion — the Brain Shift gate (Section 8.7) controls entry to that one game's Assessment, not eligibility for the study.</w:t>
       </w:r>
     </w:p>
     <w:p>
@@ -28006,6 +28218,70 @@
                 <w:szCs w:val="18"/>
               </w:rPr>
               <w:t>SPACE (self-paced, no response window, no scoring)</w:t>
+            </w:r>
+          </w:p>
+        </w:tc>
+      </w:tr>
+      <w:tr>
+        <w:tc>
+          <w:tcPr>
+            <w:tcW w:w="3200" w:type="dxa"/>
+            <w:tcBorders>
+              <w:top w:val="single" w:sz="1" w:space="0" w:color="BFBFBF"/>
+              <w:left w:val="single" w:sz="1" w:space="0" w:color="BFBFBF"/>
+              <w:bottom w:val="single" w:sz="1" w:space="0" w:color="BFBFBF"/>
+              <w:right w:val="single" w:sz="1" w:space="0" w:color="BFBFBF"/>
+            </w:tcBorders>
+            <w:tcMar>
+              <w:top w:w="80" w:type="dxa"/>
+              <w:left w:w="120" w:type="dxa"/>
+              <w:bottom w:w="80" w:type="dxa"/>
+              <w:right w:w="120" w:type="dxa"/>
+            </w:tcMar>
+            <w:vAlign w:val="center"/>
+          </w:tcPr>
+          <w:p>
+            <w:pPr>
+              <w:spacing w:after="30"/>
+              <w:jc w:val="both"/>
+            </w:pPr>
+            <w:r>
+              <w:rPr>
+                <w:sz w:val="18"/>
+                <w:szCs w:val="18"/>
+              </w:rPr>
+              <w:t>PRACTICE_PASS_ACCURACY / MAX_PRACTICE_ATTEMPTS</w:t>
+            </w:r>
+          </w:p>
+        </w:tc>
+        <w:tc>
+          <w:tcPr>
+            <w:tcW w:w="5826" w:type="dxa"/>
+            <w:tcBorders>
+              <w:top w:val="single" w:sz="1" w:space="0" w:color="BFBFBF"/>
+              <w:left w:val="single" w:sz="1" w:space="0" w:color="BFBFBF"/>
+              <w:bottom w:val="single" w:sz="1" w:space="0" w:color="BFBFBF"/>
+              <w:right w:val="single" w:sz="1" w:space="0" w:color="BFBFBF"/>
+            </w:tcBorders>
+            <w:tcMar>
+              <w:top w:w="80" w:type="dxa"/>
+              <w:left w:w="120" w:type="dxa"/>
+              <w:bottom w:w="80" w:type="dxa"/>
+              <w:right w:w="120" w:type="dxa"/>
+            </w:tcMar>
+            <w:vAlign w:val="center"/>
+          </w:tcPr>
+          <w:p>
+            <w:pPr>
+              <w:spacing w:after="30"/>
+              <w:jc w:val="both"/>
+            </w:pPr>
+            <w:r>
+              <w:rPr>
+                <w:sz w:val="18"/>
+                <w:szCs w:val="18"/>
+              </w:rPr>
+              <w:t>Brain Shift only: practice accuracy must reach 75% before Continue unlocks (Section 8.7); after 3 attempts the gate opens regardless so nobody is trapped in the practice loop. Every other game offers the repeat with no pass criterion, as above.</w:t>
             </w:r>
           </w:p>
         </w:tc>

--- a/CogGames_Documentation.docx
+++ b/CogGames_Documentation.docx
@@ -3038,7 +3038,7 @@
         <w:jc w:val="both"/>
       </w:pPr>
       <w:r>
-        <w:t>ℹ️  Session Information (participantID, sessionID, musicCondition) is entered ONCE at the launcher (main.html) before any game and stored locally; every game reads it and skips its own entry form. A game opened standalone (not via the launcher) falls back to an in-game Session Information form.</w:t>
+        <w:t>ℹ️  Session Information (participant number 1–6, session number 1–3) is chosen ONCE at the launcher (main.html) from fixed lists before any game and stored locally; every game reads it and skips its own entry form. The music condition is no longer entered by hand — it is derived per game from the schedule in Section 9. A game opened standalone (not via the launcher) falls back to an in-game Session Information form.</w:t>
       </w:r>
     </w:p>
     <w:p>
@@ -26568,7 +26568,7 @@
         <w:jc w:val="both"/>
       </w:pPr>
       <w:r>
-        <w:t>For each game in the fixed play order (Simon → Go/No-Go → Memory Matrix → Star Search → Brain Shift → Chalkboard, Section 0.3), the sequence is: Familiarization for that game → Assessment for that game → move to the next game.</w:t>
+        <w:t>For each game in that participant’s assigned play order (Section 9.2), the sequence is: Familiarization for that game → Assessment for that game → move to the next game.</w:t>
       </w:r>
     </w:p>
     <w:p>
@@ -27771,7 +27771,7 @@
         <w:jc w:val="both"/>
       </w:pPr>
       <w:r>
-        <w:t>Familiarization runs once per participant, in Session 1 only, immediately before that game’s first Assessment. Its end screen returns to that game’s own phase chooser (Familiarization / Assessment) rather than to the launcher, so the participant moves straight into the Assessment without leaving the game.</w:t>
+        <w:t>Familiarization runs once per participant, in Session 1 only, immediately before that game’s first Assessment. It is always run in silence, whatever condition the Assessment that follows uses (Section 9.3). Its end screen returns to that game’s own phase chooser (Familiarization / Assessment) rather than to the launcher, so the participant moves straight into the Assessment without leaving the game.</w:t>
       </w:r>
     </w:p>
     <w:p>
@@ -27779,7 +27779,7 @@
         <w:jc w:val="both"/>
       </w:pPr>
       <w:r>
-        <w:t>In Session 2+ (a different music condition), the participant proceeds directly to Assessment for each game; the existing Assessment L1 already functions as an implicit per-session warm-up (Section 0.4).</w:t>
+        <w:t>In Session 2+ the participant proceeds directly to Assessment for each game — the app hides the Familiarization button outside Session 1, so it cannot be entered by mistake; the existing Assessment L1 already functions as an implicit per-session warm-up (Section 0.4).</w:t>
       </w:r>
     </w:p>
     <w:p>
@@ -28548,6 +28548,1071 @@
       </w:pPr>
       <w:r>
         <w:t>ℹ️  result, response, correctResponse, and all game-specific fields (Sections 1.6–6.7) are logged identically to Assessment, so practice data can be scored with the exact same rules if ever needed for exploratory checks. A repeat replays the complete practice set, so attempt blocks are equal in length: with famAttempts = k and n logged rows, the rows form k consecutive blocks of n / k when ordered by trialIndexGlobal, which is not reset between attempts.</w:t>
+      </w:r>
+    </w:p>
+    <w:p>
+      <w:pPr>
+        <w:pStyle w:val="Heading1"/>
+      </w:pPr>
+      <w:r>
+        <w:t>9 — Music Condition Schedule, Playback &amp; Data Saving</w:t>
+      </w:r>
+    </w:p>
+    <w:p>
+      <w:pPr>
+        <w:pStyle w:val="Heading2"/>
+      </w:pPr>
+      <w:r>
+        <w:t>9.1  How the condition is assigned</w:t>
+      </w:r>
+    </w:p>
+    <w:p>
+      <w:r>
+        <w:t>The music condition is not selected by hand anywhere in the app. It is derived at runtime by experiment.js from two fixed tables: the session’s condition schedule (indexed by play position) and the participant’s game order (Section 9.2). Condition codes: S = silence, L = LALV (Chopin — Prelude in E Minor, Op. 28 No. 4), H = HAHV (Mozart — Rondo Alla Turca).</w:t>
+      </w:r>
+    </w:p>
+    <w:p>
+      <w:r>
+        <w:t>The condition therefore changes from game to game inside a single session, rather than a whole session running under one condition. Each condition occurs exactly twice per session.</w:t>
+      </w:r>
+    </w:p>
+    <w:tbl>
+      <w:tblPr>
+        <w:tblW w:w="9026" w:type="dxa"/>
+        <w:tblBorders>
+          <w:top w:val="single" w:sz="4" w:space="0" w:color="auto"/>
+          <w:left w:val="single" w:sz="4" w:space="0" w:color="auto"/>
+          <w:bottom w:val="single" w:sz="4" w:space="0" w:color="auto"/>
+          <w:right w:val="single" w:sz="4" w:space="0" w:color="auto"/>
+          <w:insideH w:val="single" w:sz="4" w:space="0" w:color="auto"/>
+          <w:insideV w:val="single" w:sz="4" w:space="0" w:color="auto"/>
+        </w:tblBorders>
+        <w:tblCellMar>
+          <w:left w:w="10" w:type="dxa"/>
+          <w:right w:w="10" w:type="dxa"/>
+        </w:tblCellMar>
+        <w:tblLook w:val="0000" w:firstRow="0" w:lastRow="0" w:firstColumn="0" w:lastColumn="0" w:noHBand="0" w:noVBand="0"/>
+      </w:tblPr>
+      <w:tblGrid>
+        <w:gridCol w:w="1289"/>
+        <w:gridCol w:w="1289"/>
+        <w:gridCol w:w="1289"/>
+        <w:gridCol w:w="1289"/>
+        <w:gridCol w:w="1289"/>
+        <w:gridCol w:w="1289"/>
+        <w:gridCol w:w="1289"/>
+      </w:tblGrid>
+      <w:tr>
+        <w:tc>
+          <w:tcPr>
+            <w:tcW w:type="dxa" w:w="1289"/>
+          </w:tcPr>
+          <w:p>
+            <w:r/>
+            <w:r>
+              <w:rPr>
+                <w:b/>
+              </w:rPr>
+              <w:t>Session</w:t>
+            </w:r>
+          </w:p>
+        </w:tc>
+        <w:tc>
+          <w:tcPr>
+            <w:tcW w:type="dxa" w:w="1289"/>
+          </w:tcPr>
+          <w:p>
+            <w:r/>
+            <w:r>
+              <w:rPr>
+                <w:b/>
+              </w:rPr>
+              <w:t>Pos 1</w:t>
+            </w:r>
+          </w:p>
+        </w:tc>
+        <w:tc>
+          <w:tcPr>
+            <w:tcW w:type="dxa" w:w="1289"/>
+          </w:tcPr>
+          <w:p>
+            <w:r/>
+            <w:r>
+              <w:rPr>
+                <w:b/>
+              </w:rPr>
+              <w:t>Pos 2</w:t>
+            </w:r>
+          </w:p>
+        </w:tc>
+        <w:tc>
+          <w:tcPr>
+            <w:tcW w:type="dxa" w:w="1289"/>
+          </w:tcPr>
+          <w:p>
+            <w:r/>
+            <w:r>
+              <w:rPr>
+                <w:b/>
+              </w:rPr>
+              <w:t>Pos 3</w:t>
+            </w:r>
+          </w:p>
+        </w:tc>
+        <w:tc>
+          <w:tcPr>
+            <w:tcW w:type="dxa" w:w="1289"/>
+          </w:tcPr>
+          <w:p>
+            <w:r/>
+            <w:r>
+              <w:rPr>
+                <w:b/>
+              </w:rPr>
+              <w:t>Pos 4</w:t>
+            </w:r>
+          </w:p>
+        </w:tc>
+        <w:tc>
+          <w:tcPr>
+            <w:tcW w:type="dxa" w:w="1289"/>
+          </w:tcPr>
+          <w:p>
+            <w:r/>
+            <w:r>
+              <w:rPr>
+                <w:b/>
+              </w:rPr>
+              <w:t>Pos 5</w:t>
+            </w:r>
+          </w:p>
+        </w:tc>
+        <w:tc>
+          <w:tcPr>
+            <w:tcW w:type="dxa" w:w="1289"/>
+          </w:tcPr>
+          <w:p>
+            <w:r/>
+            <w:r>
+              <w:rPr>
+                <w:b/>
+              </w:rPr>
+              <w:t>Pos 6</w:t>
+            </w:r>
+          </w:p>
+        </w:tc>
+      </w:tr>
+      <w:tr>
+        <w:tc>
+          <w:tcPr>
+            <w:tcW w:type="dxa" w:w="1289"/>
+          </w:tcPr>
+          <w:p>
+            <w:r/>
+            <w:r>
+              <w:t>1</w:t>
+            </w:r>
+          </w:p>
+        </w:tc>
+        <w:tc>
+          <w:tcPr>
+            <w:tcW w:type="dxa" w:w="1289"/>
+          </w:tcPr>
+          <w:p>
+            <w:r/>
+            <w:r>
+              <w:t>S</w:t>
+            </w:r>
+          </w:p>
+        </w:tc>
+        <w:tc>
+          <w:tcPr>
+            <w:tcW w:type="dxa" w:w="1289"/>
+          </w:tcPr>
+          <w:p>
+            <w:r/>
+            <w:r>
+              <w:t>H</w:t>
+            </w:r>
+          </w:p>
+        </w:tc>
+        <w:tc>
+          <w:tcPr>
+            <w:tcW w:type="dxa" w:w="1289"/>
+          </w:tcPr>
+          <w:p>
+            <w:r/>
+            <w:r>
+              <w:t>L</w:t>
+            </w:r>
+          </w:p>
+        </w:tc>
+        <w:tc>
+          <w:tcPr>
+            <w:tcW w:type="dxa" w:w="1289"/>
+          </w:tcPr>
+          <w:p>
+            <w:r/>
+            <w:r>
+              <w:t>H</w:t>
+            </w:r>
+          </w:p>
+        </w:tc>
+        <w:tc>
+          <w:tcPr>
+            <w:tcW w:type="dxa" w:w="1289"/>
+          </w:tcPr>
+          <w:p>
+            <w:r/>
+            <w:r>
+              <w:t>L</w:t>
+            </w:r>
+          </w:p>
+        </w:tc>
+        <w:tc>
+          <w:tcPr>
+            <w:tcW w:type="dxa" w:w="1289"/>
+          </w:tcPr>
+          <w:p>
+            <w:r/>
+            <w:r>
+              <w:t>S</w:t>
+            </w:r>
+          </w:p>
+        </w:tc>
+      </w:tr>
+      <w:tr>
+        <w:tc>
+          <w:tcPr>
+            <w:tcW w:type="dxa" w:w="1289"/>
+          </w:tcPr>
+          <w:p>
+            <w:r/>
+            <w:r>
+              <w:t>2</w:t>
+            </w:r>
+          </w:p>
+        </w:tc>
+        <w:tc>
+          <w:tcPr>
+            <w:tcW w:type="dxa" w:w="1289"/>
+          </w:tcPr>
+          <w:p>
+            <w:r/>
+            <w:r>
+              <w:t>L</w:t>
+            </w:r>
+          </w:p>
+        </w:tc>
+        <w:tc>
+          <w:tcPr>
+            <w:tcW w:type="dxa" w:w="1289"/>
+          </w:tcPr>
+          <w:p>
+            <w:r/>
+            <w:r>
+              <w:t>S</w:t>
+            </w:r>
+          </w:p>
+        </w:tc>
+        <w:tc>
+          <w:tcPr>
+            <w:tcW w:type="dxa" w:w="1289"/>
+          </w:tcPr>
+          <w:p>
+            <w:r/>
+            <w:r>
+              <w:t>H</w:t>
+            </w:r>
+          </w:p>
+        </w:tc>
+        <w:tc>
+          <w:tcPr>
+            <w:tcW w:type="dxa" w:w="1289"/>
+          </w:tcPr>
+          <w:p>
+            <w:r/>
+            <w:r>
+              <w:t>L</w:t>
+            </w:r>
+          </w:p>
+        </w:tc>
+        <w:tc>
+          <w:tcPr>
+            <w:tcW w:type="dxa" w:w="1289"/>
+          </w:tcPr>
+          <w:p>
+            <w:r/>
+            <w:r>
+              <w:t>S</w:t>
+            </w:r>
+          </w:p>
+        </w:tc>
+        <w:tc>
+          <w:tcPr>
+            <w:tcW w:type="dxa" w:w="1289"/>
+          </w:tcPr>
+          <w:p>
+            <w:r/>
+            <w:r>
+              <w:t>H</w:t>
+            </w:r>
+          </w:p>
+        </w:tc>
+      </w:tr>
+      <w:tr>
+        <w:tc>
+          <w:tcPr>
+            <w:tcW w:type="dxa" w:w="1289"/>
+          </w:tcPr>
+          <w:p>
+            <w:r/>
+            <w:r>
+              <w:t>3</w:t>
+            </w:r>
+          </w:p>
+        </w:tc>
+        <w:tc>
+          <w:tcPr>
+            <w:tcW w:type="dxa" w:w="1289"/>
+          </w:tcPr>
+          <w:p>
+            <w:r/>
+            <w:r>
+              <w:t>H</w:t>
+            </w:r>
+          </w:p>
+        </w:tc>
+        <w:tc>
+          <w:tcPr>
+            <w:tcW w:type="dxa" w:w="1289"/>
+          </w:tcPr>
+          <w:p>
+            <w:r/>
+            <w:r>
+              <w:t>L</w:t>
+            </w:r>
+          </w:p>
+        </w:tc>
+        <w:tc>
+          <w:tcPr>
+            <w:tcW w:type="dxa" w:w="1289"/>
+          </w:tcPr>
+          <w:p>
+            <w:r/>
+            <w:r>
+              <w:t>S</w:t>
+            </w:r>
+          </w:p>
+        </w:tc>
+        <w:tc>
+          <w:tcPr>
+            <w:tcW w:type="dxa" w:w="1289"/>
+          </w:tcPr>
+          <w:p>
+            <w:r/>
+            <w:r>
+              <w:t>S</w:t>
+            </w:r>
+          </w:p>
+        </w:tc>
+        <w:tc>
+          <w:tcPr>
+            <w:tcW w:type="dxa" w:w="1289"/>
+          </w:tcPr>
+          <w:p>
+            <w:r/>
+            <w:r>
+              <w:t>H</w:t>
+            </w:r>
+          </w:p>
+        </w:tc>
+        <w:tc>
+          <w:tcPr>
+            <w:tcW w:type="dxa" w:w="1289"/>
+          </w:tcPr>
+          <w:p>
+            <w:r/>
+            <w:r>
+              <w:t>L</w:t>
+            </w:r>
+          </w:p>
+        </w:tc>
+      </w:tr>
+    </w:tbl>
+    <w:p>
+      <w:pPr>
+        <w:pStyle w:val="Heading2"/>
+      </w:pPr>
+      <w:r>
+        <w:t>9.2  Game order per participant</w:t>
+      </w:r>
+    </w:p>
+    <w:p>
+      <w:r>
+        <w:t>Each participant number carries a fixed play order, used unchanged in all three of their sessions. The orders form a Williams balanced Latin square: every game appears once in each position across the six participants, and every game follows every other game exactly once (first-order carry-over balance).</w:t>
+      </w:r>
+    </w:p>
+    <w:tbl>
+      <w:tblPr>
+        <w:tblW w:w="9026" w:type="dxa"/>
+        <w:tblBorders>
+          <w:top w:val="single" w:sz="4" w:space="0" w:color="auto"/>
+          <w:left w:val="single" w:sz="4" w:space="0" w:color="auto"/>
+          <w:bottom w:val="single" w:sz="4" w:space="0" w:color="auto"/>
+          <w:right w:val="single" w:sz="4" w:space="0" w:color="auto"/>
+          <w:insideH w:val="single" w:sz="4" w:space="0" w:color="auto"/>
+          <w:insideV w:val="single" w:sz="4" w:space="0" w:color="auto"/>
+        </w:tblBorders>
+        <w:tblCellMar>
+          <w:left w:w="10" w:type="dxa"/>
+          <w:right w:w="10" w:type="dxa"/>
+        </w:tblCellMar>
+        <w:tblLook w:val="0000" w:firstRow="0" w:lastRow="0" w:firstColumn="0" w:lastColumn="0" w:noHBand="0" w:noVBand="0"/>
+      </w:tblPr>
+      <w:tblGrid>
+        <w:gridCol w:w="1289"/>
+        <w:gridCol w:w="1289"/>
+        <w:gridCol w:w="1289"/>
+        <w:gridCol w:w="1289"/>
+        <w:gridCol w:w="1289"/>
+        <w:gridCol w:w="1289"/>
+        <w:gridCol w:w="1289"/>
+      </w:tblGrid>
+      <w:tr>
+        <w:tc>
+          <w:tcPr>
+            <w:tcW w:type="dxa" w:w="1289"/>
+          </w:tcPr>
+          <w:p>
+            <w:r/>
+            <w:r>
+              <w:rPr>
+                <w:b/>
+              </w:rPr>
+              <w:t>Participant</w:t>
+            </w:r>
+          </w:p>
+        </w:tc>
+        <w:tc>
+          <w:tcPr>
+            <w:tcW w:type="dxa" w:w="1289"/>
+          </w:tcPr>
+          <w:p>
+            <w:r/>
+            <w:r>
+              <w:rPr>
+                <w:b/>
+              </w:rPr>
+              <w:t>1st</w:t>
+            </w:r>
+          </w:p>
+        </w:tc>
+        <w:tc>
+          <w:tcPr>
+            <w:tcW w:type="dxa" w:w="1289"/>
+          </w:tcPr>
+          <w:p>
+            <w:r/>
+            <w:r>
+              <w:rPr>
+                <w:b/>
+              </w:rPr>
+              <w:t>2nd</w:t>
+            </w:r>
+          </w:p>
+        </w:tc>
+        <w:tc>
+          <w:tcPr>
+            <w:tcW w:type="dxa" w:w="1289"/>
+          </w:tcPr>
+          <w:p>
+            <w:r/>
+            <w:r>
+              <w:rPr>
+                <w:b/>
+              </w:rPr>
+              <w:t>3rd</w:t>
+            </w:r>
+          </w:p>
+        </w:tc>
+        <w:tc>
+          <w:tcPr>
+            <w:tcW w:type="dxa" w:w="1289"/>
+          </w:tcPr>
+          <w:p>
+            <w:r/>
+            <w:r>
+              <w:rPr>
+                <w:b/>
+              </w:rPr>
+              <w:t>4th</w:t>
+            </w:r>
+          </w:p>
+        </w:tc>
+        <w:tc>
+          <w:tcPr>
+            <w:tcW w:type="dxa" w:w="1289"/>
+          </w:tcPr>
+          <w:p>
+            <w:r/>
+            <w:r>
+              <w:rPr>
+                <w:b/>
+              </w:rPr>
+              <w:t>5th</w:t>
+            </w:r>
+          </w:p>
+        </w:tc>
+        <w:tc>
+          <w:tcPr>
+            <w:tcW w:type="dxa" w:w="1289"/>
+          </w:tcPr>
+          <w:p>
+            <w:r/>
+            <w:r>
+              <w:rPr>
+                <w:b/>
+              </w:rPr>
+              <w:t>6th</w:t>
+            </w:r>
+          </w:p>
+        </w:tc>
+      </w:tr>
+      <w:tr>
+        <w:tc>
+          <w:tcPr>
+            <w:tcW w:type="dxa" w:w="1289"/>
+          </w:tcPr>
+          <w:p>
+            <w:r/>
+            <w:r>
+              <w:t>1</w:t>
+            </w:r>
+          </w:p>
+        </w:tc>
+        <w:tc>
+          <w:tcPr>
+            <w:tcW w:type="dxa" w:w="1289"/>
+          </w:tcPr>
+          <w:p>
+            <w:r/>
+            <w:r>
+              <w:t>Simon</w:t>
+            </w:r>
+          </w:p>
+        </w:tc>
+        <w:tc>
+          <w:tcPr>
+            <w:tcW w:type="dxa" w:w="1289"/>
+          </w:tcPr>
+          <w:p>
+            <w:r/>
+            <w:r>
+              <w:t>Go/No-Go</w:t>
+            </w:r>
+          </w:p>
+        </w:tc>
+        <w:tc>
+          <w:tcPr>
+            <w:tcW w:type="dxa" w:w="1289"/>
+          </w:tcPr>
+          <w:p>
+            <w:r/>
+            <w:r>
+              <w:t>Chalkboard</w:t>
+            </w:r>
+          </w:p>
+        </w:tc>
+        <w:tc>
+          <w:tcPr>
+            <w:tcW w:type="dxa" w:w="1289"/>
+          </w:tcPr>
+          <w:p>
+            <w:r/>
+            <w:r>
+              <w:t>Memory Matrix</w:t>
+            </w:r>
+          </w:p>
+        </w:tc>
+        <w:tc>
+          <w:tcPr>
+            <w:tcW w:type="dxa" w:w="1289"/>
+          </w:tcPr>
+          <w:p>
+            <w:r/>
+            <w:r>
+              <w:t>Brain Shift</w:t>
+            </w:r>
+          </w:p>
+        </w:tc>
+        <w:tc>
+          <w:tcPr>
+            <w:tcW w:type="dxa" w:w="1289"/>
+          </w:tcPr>
+          <w:p>
+            <w:r/>
+            <w:r>
+              <w:t>Star Search</w:t>
+            </w:r>
+          </w:p>
+        </w:tc>
+      </w:tr>
+      <w:tr>
+        <w:tc>
+          <w:tcPr>
+            <w:tcW w:type="dxa" w:w="1289"/>
+          </w:tcPr>
+          <w:p>
+            <w:r/>
+            <w:r>
+              <w:t>2</w:t>
+            </w:r>
+          </w:p>
+        </w:tc>
+        <w:tc>
+          <w:tcPr>
+            <w:tcW w:type="dxa" w:w="1289"/>
+          </w:tcPr>
+          <w:p>
+            <w:r/>
+            <w:r>
+              <w:t>Go/No-Go</w:t>
+            </w:r>
+          </w:p>
+        </w:tc>
+        <w:tc>
+          <w:tcPr>
+            <w:tcW w:type="dxa" w:w="1289"/>
+          </w:tcPr>
+          <w:p>
+            <w:r/>
+            <w:r>
+              <w:t>Memory Matrix</w:t>
+            </w:r>
+          </w:p>
+        </w:tc>
+        <w:tc>
+          <w:tcPr>
+            <w:tcW w:type="dxa" w:w="1289"/>
+          </w:tcPr>
+          <w:p>
+            <w:r/>
+            <w:r>
+              <w:t>Simon</w:t>
+            </w:r>
+          </w:p>
+        </w:tc>
+        <w:tc>
+          <w:tcPr>
+            <w:tcW w:type="dxa" w:w="1289"/>
+          </w:tcPr>
+          <w:p>
+            <w:r/>
+            <w:r>
+              <w:t>Star Search</w:t>
+            </w:r>
+          </w:p>
+        </w:tc>
+        <w:tc>
+          <w:tcPr>
+            <w:tcW w:type="dxa" w:w="1289"/>
+          </w:tcPr>
+          <w:p>
+            <w:r/>
+            <w:r>
+              <w:t>Chalkboard</w:t>
+            </w:r>
+          </w:p>
+        </w:tc>
+        <w:tc>
+          <w:tcPr>
+            <w:tcW w:type="dxa" w:w="1289"/>
+          </w:tcPr>
+          <w:p>
+            <w:r/>
+            <w:r>
+              <w:t>Brain Shift</w:t>
+            </w:r>
+          </w:p>
+        </w:tc>
+      </w:tr>
+      <w:tr>
+        <w:tc>
+          <w:tcPr>
+            <w:tcW w:type="dxa" w:w="1289"/>
+          </w:tcPr>
+          <w:p>
+            <w:r/>
+            <w:r>
+              <w:t>3</w:t>
+            </w:r>
+          </w:p>
+        </w:tc>
+        <w:tc>
+          <w:tcPr>
+            <w:tcW w:type="dxa" w:w="1289"/>
+          </w:tcPr>
+          <w:p>
+            <w:r/>
+            <w:r>
+              <w:t>Memory Matrix</w:t>
+            </w:r>
+          </w:p>
+        </w:tc>
+        <w:tc>
+          <w:tcPr>
+            <w:tcW w:type="dxa" w:w="1289"/>
+          </w:tcPr>
+          <w:p>
+            <w:r/>
+            <w:r>
+              <w:t>Star Search</w:t>
+            </w:r>
+          </w:p>
+        </w:tc>
+        <w:tc>
+          <w:tcPr>
+            <w:tcW w:type="dxa" w:w="1289"/>
+          </w:tcPr>
+          <w:p>
+            <w:r/>
+            <w:r>
+              <w:t>Go/No-Go</w:t>
+            </w:r>
+          </w:p>
+        </w:tc>
+        <w:tc>
+          <w:tcPr>
+            <w:tcW w:type="dxa" w:w="1289"/>
+          </w:tcPr>
+          <w:p>
+            <w:r/>
+            <w:r>
+              <w:t>Brain Shift</w:t>
+            </w:r>
+          </w:p>
+        </w:tc>
+        <w:tc>
+          <w:tcPr>
+            <w:tcW w:type="dxa" w:w="1289"/>
+          </w:tcPr>
+          <w:p>
+            <w:r/>
+            <w:r>
+              <w:t>Simon</w:t>
+            </w:r>
+          </w:p>
+        </w:tc>
+        <w:tc>
+          <w:tcPr>
+            <w:tcW w:type="dxa" w:w="1289"/>
+          </w:tcPr>
+          <w:p>
+            <w:r/>
+            <w:r>
+              <w:t>Chalkboard</w:t>
+            </w:r>
+          </w:p>
+        </w:tc>
+      </w:tr>
+      <w:tr>
+        <w:tc>
+          <w:tcPr>
+            <w:tcW w:type="dxa" w:w="1289"/>
+          </w:tcPr>
+          <w:p>
+            <w:r/>
+            <w:r>
+              <w:t>4</w:t>
+            </w:r>
+          </w:p>
+        </w:tc>
+        <w:tc>
+          <w:tcPr>
+            <w:tcW w:type="dxa" w:w="1289"/>
+          </w:tcPr>
+          <w:p>
+            <w:r/>
+            <w:r>
+              <w:t>Star Search</w:t>
+            </w:r>
+          </w:p>
+        </w:tc>
+        <w:tc>
+          <w:tcPr>
+            <w:tcW w:type="dxa" w:w="1289"/>
+          </w:tcPr>
+          <w:p>
+            <w:r/>
+            <w:r>
+              <w:t>Brain Shift</w:t>
+            </w:r>
+          </w:p>
+        </w:tc>
+        <w:tc>
+          <w:tcPr>
+            <w:tcW w:type="dxa" w:w="1289"/>
+          </w:tcPr>
+          <w:p>
+            <w:r/>
+            <w:r>
+              <w:t>Memory Matrix</w:t>
+            </w:r>
+          </w:p>
+        </w:tc>
+        <w:tc>
+          <w:tcPr>
+            <w:tcW w:type="dxa" w:w="1289"/>
+          </w:tcPr>
+          <w:p>
+            <w:r/>
+            <w:r>
+              <w:t>Chalkboard</w:t>
+            </w:r>
+          </w:p>
+        </w:tc>
+        <w:tc>
+          <w:tcPr>
+            <w:tcW w:type="dxa" w:w="1289"/>
+          </w:tcPr>
+          <w:p>
+            <w:r/>
+            <w:r>
+              <w:t>Go/No-Go</w:t>
+            </w:r>
+          </w:p>
+        </w:tc>
+        <w:tc>
+          <w:tcPr>
+            <w:tcW w:type="dxa" w:w="1289"/>
+          </w:tcPr>
+          <w:p>
+            <w:r/>
+            <w:r>
+              <w:t>Simon</w:t>
+            </w:r>
+          </w:p>
+        </w:tc>
+      </w:tr>
+      <w:tr>
+        <w:tc>
+          <w:tcPr>
+            <w:tcW w:type="dxa" w:w="1289"/>
+          </w:tcPr>
+          <w:p>
+            <w:r/>
+            <w:r>
+              <w:t>5</w:t>
+            </w:r>
+          </w:p>
+        </w:tc>
+        <w:tc>
+          <w:tcPr>
+            <w:tcW w:type="dxa" w:w="1289"/>
+          </w:tcPr>
+          <w:p>
+            <w:r/>
+            <w:r>
+              <w:t>Brain Shift</w:t>
+            </w:r>
+          </w:p>
+        </w:tc>
+        <w:tc>
+          <w:tcPr>
+            <w:tcW w:type="dxa" w:w="1289"/>
+          </w:tcPr>
+          <w:p>
+            <w:r/>
+            <w:r>
+              <w:t>Chalkboard</w:t>
+            </w:r>
+          </w:p>
+        </w:tc>
+        <w:tc>
+          <w:tcPr>
+            <w:tcW w:type="dxa" w:w="1289"/>
+          </w:tcPr>
+          <w:p>
+            <w:r/>
+            <w:r>
+              <w:t>Star Search</w:t>
+            </w:r>
+          </w:p>
+        </w:tc>
+        <w:tc>
+          <w:tcPr>
+            <w:tcW w:type="dxa" w:w="1289"/>
+          </w:tcPr>
+          <w:p>
+            <w:r/>
+            <w:r>
+              <w:t>Simon</w:t>
+            </w:r>
+          </w:p>
+        </w:tc>
+        <w:tc>
+          <w:tcPr>
+            <w:tcW w:type="dxa" w:w="1289"/>
+          </w:tcPr>
+          <w:p>
+            <w:r/>
+            <w:r>
+              <w:t>Memory Matrix</w:t>
+            </w:r>
+          </w:p>
+        </w:tc>
+        <w:tc>
+          <w:tcPr>
+            <w:tcW w:type="dxa" w:w="1289"/>
+          </w:tcPr>
+          <w:p>
+            <w:r/>
+            <w:r>
+              <w:t>Go/No-Go</w:t>
+            </w:r>
+          </w:p>
+        </w:tc>
+      </w:tr>
+      <w:tr>
+        <w:tc>
+          <w:tcPr>
+            <w:tcW w:type="dxa" w:w="1289"/>
+          </w:tcPr>
+          <w:p>
+            <w:r/>
+            <w:r>
+              <w:t>6</w:t>
+            </w:r>
+          </w:p>
+        </w:tc>
+        <w:tc>
+          <w:tcPr>
+            <w:tcW w:type="dxa" w:w="1289"/>
+          </w:tcPr>
+          <w:p>
+            <w:r/>
+            <w:r>
+              <w:t>Chalkboard</w:t>
+            </w:r>
+          </w:p>
+        </w:tc>
+        <w:tc>
+          <w:tcPr>
+            <w:tcW w:type="dxa" w:w="1289"/>
+          </w:tcPr>
+          <w:p>
+            <w:r/>
+            <w:r>
+              <w:t>Simon</w:t>
+            </w:r>
+          </w:p>
+        </w:tc>
+        <w:tc>
+          <w:tcPr>
+            <w:tcW w:type="dxa" w:w="1289"/>
+          </w:tcPr>
+          <w:p>
+            <w:r/>
+            <w:r>
+              <w:t>Brain Shift</w:t>
+            </w:r>
+          </w:p>
+        </w:tc>
+        <w:tc>
+          <w:tcPr>
+            <w:tcW w:type="dxa" w:w="1289"/>
+          </w:tcPr>
+          <w:p>
+            <w:r/>
+            <w:r>
+              <w:t>Go/No-Go</w:t>
+            </w:r>
+          </w:p>
+        </w:tc>
+        <w:tc>
+          <w:tcPr>
+            <w:tcW w:type="dxa" w:w="1289"/>
+          </w:tcPr>
+          <w:p>
+            <w:r/>
+            <w:r>
+              <w:t>Star Search</w:t>
+            </w:r>
+          </w:p>
+        </w:tc>
+        <w:tc>
+          <w:tcPr>
+            <w:tcW w:type="dxa" w:w="1289"/>
+          </w:tcPr>
+          <w:p>
+            <w:r/>
+            <w:r>
+              <w:t>Memory Matrix</w:t>
+            </w:r>
+          </w:p>
+        </w:tc>
+      </w:tr>
+    </w:tbl>
+    <w:p>
+      <w:r>
+        <w:t>ℹ️  Because participants traverse the six positions in different game orders while the position → condition schedule stays constant, every game meets all three conditions exactly once across the three sessions, for every participant. The launcher renders the game cards in this order, numbered 1–6, so the sequence is unambiguous without an experimenter present.</w:t>
+      </w:r>
+    </w:p>
+    <w:p>
+      <w:pPr>
+        <w:pStyle w:val="Heading2"/>
+      </w:pPr>
+      <w:r>
+        <w:t>9.3  Playback rules</w:t>
+      </w:r>
+    </w:p>
+    <w:p>
+      <w:r>
+        <w:t>Both tracks are 10:00 crossfade loops built from the source recordings with leading/trailing silence trimmed and loudness matched (−16.0 / −15.9 LUFS integrated, −1.5 dBTP), stored in Cognitive-Games/audio/. Playback volume is fixed in code; the room’s speaker level is set once and never changed.</w:t>
+      </w:r>
+    </w:p>
+    <w:p>
+      <w:r>
+        <w:t>• Start: when the Assessment button is pressed. Because that is a real user gesture, browser autoplay restrictions do not apply. The instructions screen that follows provides the lead-in before the first trial.</w:t>
+      </w:r>
+    </w:p>
+    <w:p>
+      <w:r>
+        <w:t>• Stop: when the assessment ends. Music is bound to the assessment phase only — Familiarization always runs in silence.</w:t>
+      </w:r>
+    </w:p>
+    <w:p>
+      <w:r>
+        <w:t>• Resume, not restart: a condition that comes up again later in the same session continues from where it stopped, so the participant does not hear the same opening bars twice. Positions are stored per participant + session + condition, so each new session begins at 0:00.</w:t>
+      </w:r>
+    </w:p>
+    <w:p>
+      <w:r>
+        <w:t>ℹ️  Each game is a separate page, so audio cannot continue across the navigation between games; a brief silence at every game change is unavoidable and applies equally to all conditions.</w:t>
+      </w:r>
+    </w:p>
+    <w:p>
+      <w:pPr>
+        <w:pStyle w:val="Heading2"/>
+      </w:pPr>
+      <w:r>
+        <w:t>9.4  Automatic result saving</w:t>
+      </w:r>
+    </w:p>
+    <w:p>
+      <w:r>
+        <w:t>Each phase’s CSV is downloaded automatically as soon as its end screen appears; the “Save Results (CSV)” button remains as a manual backup and re-save. This removes the dependency on the participant remembering to press it when no experimenter is in the room.</w:t>
+      </w:r>
+    </w:p>
+    <w:p>
+      <w:r>
+        <w:t>ℹ️  A session produces up to 18 files (six games × main / familiarization / mouse-trajectory). Browsers block repeated automatic downloads until the site is granted permission, so allow “automatic multiple downloads” once per test machine before the first session.</w:t>
+      </w:r>
+    </w:p>
+    <w:p>
+      <w:r>
+        <w:t>musicCondition in the SESSION METADATA block is the derived label — silence, LALV or HAHV — for that specific game; familiarization files always log silence.</w:t>
       </w:r>
     </w:p>
     <w:sectPr>
